--- a/report.docx
+++ b/report.docx
@@ -2,7 +2,7 @@
 <file path=word/document.xml><?xml version="1.0" encoding="utf-8"?>
 <w:document xmlns:w="http://schemas.openxmlformats.org/wordprocessingml/2006/main" xmlns:m="http://schemas.openxmlformats.org/officeDocument/2006/math" xmlns:r="http://schemas.openxmlformats.org/officeDocument/2006/relationships" xmlns:o="urn:schemas-microsoft-com:office:office" xmlns:v="urn:schemas-microsoft-com:vml" xmlns:w10="urn:schemas-microsoft-com:office:word" xmlns:a="http://schemas.openxmlformats.org/drawingml/2006/main" xmlns:pic="http://schemas.openxmlformats.org/drawingml/2006/picture" xmlns:wp="http://schemas.openxmlformats.org/drawingml/2006/wordprocessingDrawing">
   <w:body>
-    <w:bookmarkStart w:id="30" w:name="Xd70767b5e9738bc231e504510486f353bd910f8"/>
+    <w:bookmarkStart w:id="32" w:name="Xd70767b5e9738bc231e504510486f353bd910f8"/>
     <w:p>
       <w:pPr>
         <w:pStyle w:val="Heading1"/>
@@ -44,7 +44,22 @@
         <w:pStyle w:val="FirstParagraph"/>
       </w:pPr>
       <w:r>
-        <w:t xml:space="preserve">This project presents an AI-powered advertisement image generator built as a web application. The system leverages the FLUX.1-dev text-to-image diffusion model to automatically create professional advertisement visuals from user-provided product details. Users interact through an intuitive web interface where they specify brand name, product, visual style, messaging tone, and ad format. The system then generates multiple ad variants — Studio Luxury, Lifestyle, and Creative Concept — each producing distinct visual compositions from the same input. Images are exported in PNG, JPG, and WebP formats optimized for social media platforms. The project demonstrates the practical application of open-source generative AI models in commercial creative workflows, reducing the time and cost of producing advertisement visuals while maintaining high visual quality. A Flask-based backend handles model inference and image processing, while the frontend provides real-time generation progress and a history of all previous runs.</w:t>
+        <w:t xml:space="preserve">This project presents an AI-powered advertisement image generator built as a web application. The system uses the FLUX.1-dev text-to-image diffusion model, loaded via the</w:t>
+      </w:r>
+      <w:r>
+        <w:t xml:space="preserve"> </w:t>
+      </w:r>
+      <w:r>
+        <w:rPr>
+          <w:rStyle w:val="VerbatimChar"/>
+        </w:rPr>
+        <w:t xml:space="preserve">FluxPipeline</w:t>
+      </w:r>
+      <w:r>
+        <w:t xml:space="preserve"> </w:t>
+      </w:r>
+      <w:r>
+        <w:t xml:space="preserve">from the Diffusers library, to automatically create professional advertisement visuals from user-provided product details. Users interact through a web interface where they specify brand name, product, visual style, messaging tone, ad format, and optional custom requirements. The system generates multiple ad variants — Creative Concept, Studio Luxury, and Lifestyle — each producing distinct visual compositions from the same input. Images are exported in PNG, JPG, and WebP formats suitable for social media platforms. The project demonstrates the practical application of open-source generative AI models in commercial creative workflows, reducing the time and cost of producing advertisement visuals while maintaining high visual quality. A Flask-based backend handles model inference and image processing, while the frontend provides real-time generation progress and a history of all previous runs.</w:t>
       </w:r>
     </w:p>
     <w:p>
@@ -97,7 +112,22 @@
         </w:numPr>
       </w:pPr>
       <w:r>
-        <w:t xml:space="preserve">This project explores the application of the FLUX.1-dev model — recognized for its strong prompt adherence and high realism — to automate advertisement image generation. The motivation is to build an accessible tool that enables small businesses, marketers, and students to create professional-grade ad visuals without specialized design skills or expensive software.</w:t>
+        <w:t xml:space="preserve">This project explores the application of the FLUX.1-dev model — recognized for its strong prompt adherence and high realism — to automate advertisement image generation. The model is loaded using</w:t>
+      </w:r>
+      <w:r>
+        <w:t xml:space="preserve"> </w:t>
+      </w:r>
+      <w:r>
+        <w:rPr>
+          <w:rStyle w:val="VerbatimChar"/>
+        </w:rPr>
+        <w:t xml:space="preserve">FluxPipeline</w:t>
+      </w:r>
+      <w:r>
+        <w:t xml:space="preserve"> </w:t>
+      </w:r>
+      <w:r>
+        <w:t xml:space="preserve">from the Diffusers library in bfloat16 precision with CPU offloading for memory efficiency. The motivation is to build an accessible tool that enables small businesses, marketers, and students to create professional-grade ad visuals without specialized design skills or expensive software.</w:t>
       </w:r>
     </w:p>
     <w:p>
@@ -191,7 +221,22 @@
         </w:numPr>
       </w:pPr>
       <w:r>
-        <w:t xml:space="preserve">Develop a web-based application that generates professional advertisement images using the FLUX.1-dev open-source text-to-image model.</w:t>
+        <w:t xml:space="preserve">Develop a web-based application that generates professional advertisement images using the FLUX.1-dev text-to-image model loaded via</w:t>
+      </w:r>
+      <w:r>
+        <w:t xml:space="preserve"> </w:t>
+      </w:r>
+      <w:r>
+        <w:rPr>
+          <w:rStyle w:val="VerbatimChar"/>
+        </w:rPr>
+        <w:t xml:space="preserve">FluxPipeline</w:t>
+      </w:r>
+      <w:r>
+        <w:t xml:space="preserve"> </w:t>
+      </w:r>
+      <w:r>
+        <w:t xml:space="preserve">from the Diffusers library.</w:t>
       </w:r>
     </w:p>
     <w:p>
@@ -203,7 +248,7 @@
         </w:numPr>
       </w:pPr>
       <w:r>
-        <w:t xml:space="preserve">Design a prompt engineering system with multiple ad variant templates (Studio Luxury, Lifestyle, Creative Concept) that produce visually distinct advertisements from the same product information.</w:t>
+        <w:t xml:space="preserve">Design a prompt engineering system with multiple ad variant templates (Creative Concept, Studio Luxury, Lifestyle) that produce visually distinct advertisements from the same product information.</w:t>
       </w:r>
     </w:p>
     <w:p>
@@ -240,6 +285,18 @@
       </w:pPr>
       <w:r>
         <w:t xml:space="preserve">Provide automatic brand text overlay with shadow effects, scaled dynamically to image dimensions.</w:t>
+      </w:r>
+    </w:p>
+    <w:p>
+      <w:pPr>
+        <w:pStyle w:val="Compact"/>
+        <w:numPr>
+          <w:ilvl w:val="0"/>
+          <w:numId w:val="1003"/>
+        </w:numPr>
+      </w:pPr>
+      <w:r>
+        <w:t xml:space="preserve">Allow users to provide optional custom requirements for fine-grained control over generated output.</w:t>
       </w:r>
     </w:p>
     <w:p>
@@ -385,29 +442,38 @@
               <w:pStyle w:val="Compact"/>
             </w:pPr>
             <w:r>
-              <w:t xml:space="preserve">ML Framework</w:t>
-            </w:r>
-          </w:p>
-        </w:tc>
-        <w:tc>
-          <w:tcPr/>
-          <w:p>
-            <w:pPr>
-              <w:pStyle w:val="Compact"/>
-            </w:pPr>
-            <w:r>
-              <w:t xml:space="preserve">PyTorch (bfloat16 precision)</w:t>
-            </w:r>
-          </w:p>
-        </w:tc>
-        <w:tc>
-          <w:tcPr/>
-          <w:p>
-            <w:pPr>
-              <w:pStyle w:val="Compact"/>
-            </w:pPr>
-            <w:r>
-              <w:t xml:space="preserve">Tensor computation and model inference</w:t>
+              <w:t xml:space="preserve">Model Pipeline</w:t>
+            </w:r>
+          </w:p>
+        </w:tc>
+        <w:tc>
+          <w:tcPr/>
+          <w:p>
+            <w:pPr>
+              <w:pStyle w:val="Compact"/>
+            </w:pPr>
+            <w:r>
+              <w:rPr>
+                <w:rStyle w:val="VerbatimChar"/>
+              </w:rPr>
+              <w:t xml:space="preserve">FluxPipeline</w:t>
+            </w:r>
+            <w:r>
+              <w:t xml:space="preserve"> </w:t>
+            </w:r>
+            <w:r>
+              <w:t xml:space="preserve">(Diffusers library)</w:t>
+            </w:r>
+          </w:p>
+        </w:tc>
+        <w:tc>
+          <w:tcPr/>
+          <w:p>
+            <w:pPr>
+              <w:pStyle w:val="Compact"/>
+            </w:pPr>
+            <w:r>
+              <w:t xml:space="preserve">Loading, configuring, and running the FLUX model</w:t>
             </w:r>
           </w:p>
         </w:tc>
@@ -420,29 +486,29 @@
               <w:pStyle w:val="Compact"/>
             </w:pPr>
             <w:r>
-              <w:t xml:space="preserve">Diffusion Library</w:t>
-            </w:r>
-          </w:p>
-        </w:tc>
-        <w:tc>
-          <w:tcPr/>
-          <w:p>
-            <w:pPr>
-              <w:pStyle w:val="Compact"/>
-            </w:pPr>
-            <w:r>
-              <w:t xml:space="preserve">Hugging Face Diffusers</w:t>
-            </w:r>
-          </w:p>
-        </w:tc>
-        <w:tc>
-          <w:tcPr/>
-          <w:p>
-            <w:pPr>
-              <w:pStyle w:val="Compact"/>
-            </w:pPr>
-            <w:r>
-              <w:t xml:space="preserve">Model loading, pipeline management, inference</w:t>
+              <w:t xml:space="preserve">ML Framework</w:t>
+            </w:r>
+          </w:p>
+        </w:tc>
+        <w:tc>
+          <w:tcPr/>
+          <w:p>
+            <w:pPr>
+              <w:pStyle w:val="Compact"/>
+            </w:pPr>
+            <w:r>
+              <w:t xml:space="preserve">PyTorch (bfloat16 precision)</w:t>
+            </w:r>
+          </w:p>
+        </w:tc>
+        <w:tc>
+          <w:tcPr/>
+          <w:p>
+            <w:pPr>
+              <w:pStyle w:val="Compact"/>
+            </w:pPr>
+            <w:r>
+              <w:t xml:space="preserve">Tensor computation and model inference</w:t>
             </w:r>
           </w:p>
         </w:tc>
@@ -455,29 +521,38 @@
               <w:pStyle w:val="Compact"/>
             </w:pPr>
             <w:r>
-              <w:t xml:space="preserve">Backend Framework</w:t>
-            </w:r>
-          </w:p>
-        </w:tc>
-        <w:tc>
-          <w:tcPr/>
-          <w:p>
-            <w:pPr>
-              <w:pStyle w:val="Compact"/>
-            </w:pPr>
-            <w:r>
-              <w:t xml:space="preserve">Flask (Python)</w:t>
-            </w:r>
-          </w:p>
-        </w:tc>
-        <w:tc>
-          <w:tcPr/>
-          <w:p>
-            <w:pPr>
-              <w:pStyle w:val="Compact"/>
-            </w:pPr>
-            <w:r>
-              <w:t xml:space="preserve">Web server, REST API, template rendering</w:t>
+              <w:t xml:space="preserve">Diffusion Library</w:t>
+            </w:r>
+          </w:p>
+        </w:tc>
+        <w:tc>
+          <w:tcPr/>
+          <w:p>
+            <w:pPr>
+              <w:pStyle w:val="Compact"/>
+            </w:pPr>
+            <w:r>
+              <w:t xml:space="preserve">Diffusers (</w:t>
+            </w:r>
+            <w:r>
+              <w:rPr>
+                <w:rStyle w:val="VerbatimChar"/>
+              </w:rPr>
+              <w:t xml:space="preserve">diffusers&gt;=0.25.0</w:t>
+            </w:r>
+            <w:r>
+              <w:t xml:space="preserve">)</w:t>
+            </w:r>
+          </w:p>
+        </w:tc>
+        <w:tc>
+          <w:tcPr/>
+          <w:p>
+            <w:pPr>
+              <w:pStyle w:val="Compact"/>
+            </w:pPr>
+            <w:r>
+              <w:t xml:space="preserve">Pipeline management, model loading, inference scheduling</w:t>
             </w:r>
           </w:p>
         </w:tc>
@@ -490,29 +565,29 @@
               <w:pStyle w:val="Compact"/>
             </w:pPr>
             <w:r>
-              <w:t xml:space="preserve">Frontend</w:t>
-            </w:r>
-          </w:p>
-        </w:tc>
-        <w:tc>
-          <w:tcPr/>
-          <w:p>
-            <w:pPr>
-              <w:pStyle w:val="Compact"/>
-            </w:pPr>
-            <w:r>
-              <w:t xml:space="preserve">HTML + Tailwind CSS + JavaScript</w:t>
-            </w:r>
-          </w:p>
-        </w:tc>
-        <w:tc>
-          <w:tcPr/>
-          <w:p>
-            <w:pPr>
-              <w:pStyle w:val="Compact"/>
-            </w:pPr>
-            <w:r>
-              <w:t xml:space="preserve">User interface, real-time progress, history display</w:t>
+              <w:t xml:space="preserve">Backend Framework</w:t>
+            </w:r>
+          </w:p>
+        </w:tc>
+        <w:tc>
+          <w:tcPr/>
+          <w:p>
+            <w:pPr>
+              <w:pStyle w:val="Compact"/>
+            </w:pPr>
+            <w:r>
+              <w:t xml:space="preserve">Flask (Python)</w:t>
+            </w:r>
+          </w:p>
+        </w:tc>
+        <w:tc>
+          <w:tcPr/>
+          <w:p>
+            <w:pPr>
+              <w:pStyle w:val="Compact"/>
+            </w:pPr>
+            <w:r>
+              <w:t xml:space="preserve">Web server, REST API, template rendering</w:t>
             </w:r>
           </w:p>
         </w:tc>
@@ -525,29 +600,29 @@
               <w:pStyle w:val="Compact"/>
             </w:pPr>
             <w:r>
-              <w:t xml:space="preserve">Image Processing</w:t>
-            </w:r>
-          </w:p>
-        </w:tc>
-        <w:tc>
-          <w:tcPr/>
-          <w:p>
-            <w:pPr>
-              <w:pStyle w:val="Compact"/>
-            </w:pPr>
-            <w:r>
-              <w:t xml:space="preserve">Pillow (PIL)</w:t>
-            </w:r>
-          </w:p>
-        </w:tc>
-        <w:tc>
-          <w:tcPr/>
-          <w:p>
-            <w:pPr>
-              <w:pStyle w:val="Compact"/>
-            </w:pPr>
-            <w:r>
-              <w:t xml:space="preserve">Brand text overlay, image format conversion</w:t>
+              <w:t xml:space="preserve">Frontend</w:t>
+            </w:r>
+          </w:p>
+        </w:tc>
+        <w:tc>
+          <w:tcPr/>
+          <w:p>
+            <w:pPr>
+              <w:pStyle w:val="Compact"/>
+            </w:pPr>
+            <w:r>
+              <w:t xml:space="preserve">HTML + Tailwind CSS (CDN) + Vanilla JavaScript</w:t>
+            </w:r>
+          </w:p>
+        </w:tc>
+        <w:tc>
+          <w:tcPr/>
+          <w:p>
+            <w:pPr>
+              <w:pStyle w:val="Compact"/>
+            </w:pPr>
+            <w:r>
+              <w:t xml:space="preserve">User interface, real-time progress, history display</w:t>
             </w:r>
           </w:p>
         </w:tc>
@@ -560,29 +635,64 @@
               <w:pStyle w:val="Compact"/>
             </w:pPr>
             <w:r>
-              <w:t xml:space="preserve">Model Hosting</w:t>
-            </w:r>
-          </w:p>
-        </w:tc>
-        <w:tc>
-          <w:tcPr/>
-          <w:p>
-            <w:pPr>
-              <w:pStyle w:val="Compact"/>
-            </w:pPr>
-            <w:r>
-              <w:t xml:space="preserve">Hugging Face Hub</w:t>
-            </w:r>
-          </w:p>
-        </w:tc>
-        <w:tc>
-          <w:tcPr/>
-          <w:p>
-            <w:pPr>
-              <w:pStyle w:val="Compact"/>
-            </w:pPr>
-            <w:r>
-              <w:t xml:space="preserve">Model weights download and caching</w:t>
+              <w:t xml:space="preserve">Image Processing</w:t>
+            </w:r>
+          </w:p>
+        </w:tc>
+        <w:tc>
+          <w:tcPr/>
+          <w:p>
+            <w:pPr>
+              <w:pStyle w:val="Compact"/>
+            </w:pPr>
+            <w:r>
+              <w:t xml:space="preserve">Pillow (PIL)</w:t>
+            </w:r>
+          </w:p>
+        </w:tc>
+        <w:tc>
+          <w:tcPr/>
+          <w:p>
+            <w:pPr>
+              <w:pStyle w:val="Compact"/>
+            </w:pPr>
+            <w:r>
+              <w:t xml:space="preserve">Brand text overlay, image format conversion</w:t>
+            </w:r>
+          </w:p>
+        </w:tc>
+      </w:tr>
+      <w:tr>
+        <w:tc>
+          <w:tcPr/>
+          <w:p>
+            <w:pPr>
+              <w:pStyle w:val="Compact"/>
+            </w:pPr>
+            <w:r>
+              <w:t xml:space="preserve">Supporting Libraries</w:t>
+            </w:r>
+          </w:p>
+        </w:tc>
+        <w:tc>
+          <w:tcPr/>
+          <w:p>
+            <w:pPr>
+              <w:pStyle w:val="Compact"/>
+            </w:pPr>
+            <w:r>
+              <w:t xml:space="preserve">Transformers, Accelerate, SentencePiece, Protobuf</w:t>
+            </w:r>
+          </w:p>
+        </w:tc>
+        <w:tc>
+          <w:tcPr/>
+          <w:p>
+            <w:pPr>
+              <w:pStyle w:val="Compact"/>
+            </w:pPr>
+            <w:r>
+              <w:t xml:space="preserve">Tokenization, model acceleration, serialization</w:t>
             </w:r>
           </w:p>
         </w:tc>
@@ -621,7 +731,7 @@
         <w:t xml:space="preserve"> </w:t>
       </w:r>
       <w:r>
-        <w:t xml:space="preserve">The web interface collects seven parameters: brand name, product name, ad format, visual style, messaging style, key product feature, and an optional custom requirements field where users can provide additional context such as color preferences, mood, background setting, or target audience. Users also select which ad variants to generate and the number of images per variant.</w:t>
+        <w:t xml:space="preserve">The web interface collects the following parameters: brand name, product name, ad format, visual style, messaging style, key product feature, and an optional custom requirements field where users can provide additional context such as color preferences, mood, background setting, or target audience. Users also select which ad variants to generate (Creative Concept, Studio Luxury, Lifestyle) and the number of images per variant (1–5).</w:t>
       </w:r>
     </w:p>
     <w:p>
@@ -664,10 +774,10 @@
           <w:i/>
           <w:iCs/>
         </w:rPr>
-        <w:t xml:space="preserve">Studio Luxury</w:t>
-      </w:r>
-      <w:r>
-        <w:t xml:space="preserve">: Focuses on clean studio photography with controlled lighting</w:t>
+        <w:t xml:space="preserve">Creative Concept</w:t>
+      </w:r>
+      <w:r>
+        <w:t xml:space="preserve">: Uses surreal, artistic compositions with dramatic elements, floating objects, bold colors</w:t>
       </w:r>
       <w:r>
         <w:t xml:space="preserve"> </w:t>
@@ -683,10 +793,10 @@
           <w:i/>
           <w:iCs/>
         </w:rPr>
-        <w:t xml:space="preserve">Lifestyle</w:t>
-      </w:r>
-      <w:r>
-        <w:t xml:space="preserve">: Emphasizes real-world usage with natural environments</w:t>
+        <w:t xml:space="preserve">Studio Luxury</w:t>
+      </w:r>
+      <w:r>
+        <w:t xml:space="preserve">: Focuses on clean studio photography with controlled lighting, gradient backgrounds, shallow depth of field</w:t>
       </w:r>
       <w:r>
         <w:t xml:space="preserve"> </w:t>
@@ -702,10 +812,10 @@
           <w:i/>
           <w:iCs/>
         </w:rPr>
-        <w:t xml:space="preserve">Creative Concept</w:t>
-      </w:r>
-      <w:r>
-        <w:t xml:space="preserve">: Uses surreal, artistic compositions with dramatic elements</w:t>
+        <w:t xml:space="preserve">Lifestyle</w:t>
+      </w:r>
+      <w:r>
+        <w:t xml:space="preserve">: Emphasizes real-world usage with natural environments, human interaction, candid photography</w:t>
       </w:r>
     </w:p>
     <w:p>
@@ -731,13 +841,58 @@
         <w:t xml:space="preserve"> </w:t>
       </w:r>
       <w:r>
-        <w:t xml:space="preserve">The FLUX.1-dev model generates images through an iterative denoising process:</w:t>
-      </w:r>
-      <w:r>
-        <w:t xml:space="preserve"> </w:t>
-      </w:r>
-      <w:r>
-        <w:t xml:space="preserve">- Model loaded in bfloat16 precision with CPU offloading to manage memory</w:t>
+        <w:t xml:space="preserve">The FLUX.1-dev model generates images using the</w:t>
+      </w:r>
+      <w:r>
+        <w:t xml:space="preserve"> </w:t>
+      </w:r>
+      <w:r>
+        <w:rPr>
+          <w:rStyle w:val="VerbatimChar"/>
+        </w:rPr>
+        <w:t xml:space="preserve">FluxPipeline</w:t>
+      </w:r>
+      <w:r>
+        <w:t xml:space="preserve"> </w:t>
+      </w:r>
+      <w:r>
+        <w:t xml:space="preserve">from the Diffusers library:</w:t>
+      </w:r>
+      <w:r>
+        <w:t xml:space="preserve"> </w:t>
+      </w:r>
+      <w:r>
+        <w:t xml:space="preserve">- Model loaded with</w:t>
+      </w:r>
+      <w:r>
+        <w:t xml:space="preserve"> </w:t>
+      </w:r>
+      <w:r>
+        <w:rPr>
+          <w:rStyle w:val="VerbatimChar"/>
+        </w:rPr>
+        <w:t xml:space="preserve">FluxPipeline.from_pretrained("black-forest-labs/FLUX.1-dev", torch_dtype=torch.bfloat16)</w:t>
+      </w:r>
+      <w:r>
+        <w:t xml:space="preserve"> </w:t>
+      </w:r>
+      <w:r>
+        <w:t xml:space="preserve">- CPU offloading enabled via</w:t>
+      </w:r>
+      <w:r>
+        <w:t xml:space="preserve"> </w:t>
+      </w:r>
+      <w:r>
+        <w:rPr>
+          <w:rStyle w:val="VerbatimChar"/>
+        </w:rPr>
+        <w:t xml:space="preserve">pipeline.enable_model_cpu_offload()</w:t>
+      </w:r>
+      <w:r>
+        <w:t xml:space="preserve"> </w:t>
+      </w:r>
+      <w:r>
+        <w:t xml:space="preserve">to manage memory</w:t>
       </w:r>
       <w:r>
         <w:t xml:space="preserve"> </w:t>
@@ -755,7 +910,7 @@
         <w:t xml:space="preserve"> </w:t>
       </w:r>
       <w:r>
-        <w:t xml:space="preserve">- Dimensions determined by the selected ad format</w:t>
+        <w:t xml:space="preserve">- Dimensions determined by the selected ad format (1024x1024, 768x1344, or 1024x576)</w:t>
       </w:r>
     </w:p>
     <w:p>
@@ -773,7 +928,7 @@
         <w:t xml:space="preserve"> </w:t>
       </w:r>
       <w:r>
-        <w:t xml:space="preserve">Brand name text is overlaid on the generated image:</w:t>
+        <w:t xml:space="preserve">Brand name text is overlaid on the generated image using Pillow:</w:t>
       </w:r>
       <w:r>
         <w:t xml:space="preserve"> </w:t>
@@ -791,7 +946,13 @@
         <w:t xml:space="preserve"> </w:t>
       </w:r>
       <w:r>
-        <w:t xml:space="preserve">- Black shadow offset for readability against any background</w:t>
+        <w:t xml:space="preserve">- Black shadow offset (3px) for readability against any background</w:t>
+      </w:r>
+      <w:r>
+        <w:t xml:space="preserve"> </w:t>
+      </w:r>
+      <w:r>
+        <w:t xml:space="preserve">- System fonts used (Arial on macOS, DejaVu on Linux, Arial on Windows)</w:t>
       </w:r>
     </w:p>
     <w:p>
@@ -809,7 +970,19 @@
         <w:t xml:space="preserve"> </w:t>
       </w:r>
       <w:r>
-        <w:t xml:space="preserve">Each image is saved in three formats (PNG, JPG, WebP) with a unique timestamped filename. A JSON metadata file records all generation parameters including the prompt, seed, brand, product, style, format, and timestamp.</w:t>
+        <w:t xml:space="preserve">Each image is saved in three formats (PNG, JPG, WebP) with a unique timestamped filename (e.g.,</w:t>
+      </w:r>
+      <w:r>
+        <w:t xml:space="preserve"> </w:t>
+      </w:r>
+      <w:r>
+        <w:rPr>
+          <w:rStyle w:val="VerbatimChar"/>
+        </w:rPr>
+        <w:t xml:space="preserve">nike_20260322_143022_v1.png</w:t>
+      </w:r>
+      <w:r>
+        <w:t xml:space="preserve">). A JSON metadata file records all generation parameters including the prompt, seed, brand, product, style, format, and timestamp.</w:t>
       </w:r>
     </w:p>
     <w:bookmarkEnd w:id="14"/>
@@ -852,7 +1025,7 @@
         <w:t xml:space="preserve"> </w:t>
       </w:r>
       <w:r>
-        <w:t xml:space="preserve">- Defines 3 ad variant templates with placeholder variables</w:t>
+        <w:t xml:space="preserve">- Defines 3 ad variant templates (Creative Concept, Studio Luxury, Lifestyle) with placeholder variables</w:t>
       </w:r>
       <w:r>
         <w:t xml:space="preserve"> </w:t>
@@ -870,7 +1043,13 @@
         <w:t xml:space="preserve"> </w:t>
       </w:r>
       <w:r>
-        <w:t xml:space="preserve">- Provides 10 visual style options</w:t>
+        <w:t xml:space="preserve">- Provides 10 visual style options (luxury, minimal, energetic, bold, elegant, playful, professional, vintage, futuristic, natural)</w:t>
+      </w:r>
+      <w:r>
+        <w:t xml:space="preserve"> </w:t>
+      </w:r>
+      <w:r>
+        <w:t xml:space="preserve">- Accepts optional custom requirements that append to generated prompts</w:t>
       </w:r>
       <w:r>
         <w:t xml:space="preserve"> </w:t>
@@ -909,25 +1088,55 @@
         <w:t xml:space="preserve"> </w:t>
       </w:r>
       <w:r>
-        <w:t xml:space="preserve">- Loads and caches the FLUX.1-dev model (singleton pattern)</w:t>
-      </w:r>
-      <w:r>
-        <w:t xml:space="preserve"> </w:t>
-      </w:r>
-      <w:r>
-        <w:t xml:space="preserve">- Generates images at specified dimensions with configurable parameters</w:t>
-      </w:r>
-      <w:r>
-        <w:t xml:space="preserve"> </w:t>
-      </w:r>
-      <w:r>
-        <w:t xml:space="preserve">- Applies brand text overlay with automatic font scaling</w:t>
-      </w:r>
-      <w:r>
-        <w:t xml:space="preserve"> </w:t>
-      </w:r>
-      <w:r>
-        <w:t xml:space="preserve">- Saves images in multiple formats with metadata JSON</w:t>
+        <w:t xml:space="preserve">- Loads and caches the FLUX.1-dev model using</w:t>
+      </w:r>
+      <w:r>
+        <w:t xml:space="preserve"> </w:t>
+      </w:r>
+      <w:r>
+        <w:rPr>
+          <w:rStyle w:val="VerbatimChar"/>
+        </w:rPr>
+        <w:t xml:space="preserve">FluxPipeline.from_pretrained()</w:t>
+      </w:r>
+      <w:r>
+        <w:t xml:space="preserve"> </w:t>
+      </w:r>
+      <w:r>
+        <w:t xml:space="preserve">(singleton pattern)</w:t>
+      </w:r>
+      <w:r>
+        <w:t xml:space="preserve"> </w:t>
+      </w:r>
+      <w:r>
+        <w:t xml:space="preserve">- Configures bfloat16 precision and CPU offloading for memory efficiency</w:t>
+      </w:r>
+      <w:r>
+        <w:t xml:space="preserve"> </w:t>
+      </w:r>
+      <w:r>
+        <w:t xml:space="preserve">- Generates images at specified dimensions using</w:t>
+      </w:r>
+      <w:r>
+        <w:t xml:space="preserve"> </w:t>
+      </w:r>
+      <w:r>
+        <w:rPr>
+          <w:rStyle w:val="VerbatimChar"/>
+        </w:rPr>
+        <w:t xml:space="preserve">torch.inference_mode()</w:t>
+      </w:r>
+      <w:r>
+        <w:t xml:space="preserve"> </w:t>
+      </w:r>
+      <w:r>
+        <w:t xml:space="preserve">- Applies brand text overlay with automatic font scaling using Pillow</w:t>
+      </w:r>
+      <w:r>
+        <w:t xml:space="preserve"> </w:t>
+      </w:r>
+      <w:r>
+        <w:t xml:space="preserve">- Saves images in PNG, JPG, and WebP formats with JSON metadata</w:t>
       </w:r>
     </w:p>
     <w:p>
@@ -940,7 +1149,7 @@
           <w:b/>
           <w:bCs/>
         </w:rPr>
-        <w:t xml:space="preserve">app.py</w:t>
+        <w:t xml:space="preserve">main.py</w:t>
       </w:r>
       <w:r>
         <w:rPr>
@@ -960,25 +1169,70 @@
         <w:t xml:space="preserve"> </w:t>
       </w:r>
       <w:r>
-        <w:t xml:space="preserve">- Serves the web UI via Flask templates</w:t>
-      </w:r>
-      <w:r>
-        <w:t xml:space="preserve"> </w:t>
-      </w:r>
-      <w:r>
-        <w:t xml:space="preserve">- Handles generation requests in background threads</w:t>
-      </w:r>
-      <w:r>
-        <w:t xml:space="preserve"> </w:t>
-      </w:r>
-      <w:r>
-        <w:t xml:space="preserve">- Provides real-time progress polling via status API</w:t>
-      </w:r>
-      <w:r>
-        <w:t xml:space="preserve"> </w:t>
-      </w:r>
-      <w:r>
-        <w:t xml:space="preserve">- Aggregates history by grouping images by run ID</w:t>
+        <w:t xml:space="preserve">- Serves the web UI via Flask with</w:t>
+      </w:r>
+      <w:r>
+        <w:t xml:space="preserve"> </w:t>
+      </w:r>
+      <w:r>
+        <w:rPr>
+          <w:rStyle w:val="VerbatimChar"/>
+        </w:rPr>
+        <w:t xml:space="preserve">template_folder="."</w:t>
+      </w:r>
+      <w:r>
+        <w:t xml:space="preserve"> </w:t>
+      </w:r>
+      <w:r>
+        <w:t xml:space="preserve">(index.html in project root)</w:t>
+      </w:r>
+      <w:r>
+        <w:t xml:space="preserve"> </w:t>
+      </w:r>
+      <w:r>
+        <w:t xml:space="preserve">- Handles generation requests in background threads for non-blocking operation</w:t>
+      </w:r>
+      <w:r>
+        <w:t xml:space="preserve"> </w:t>
+      </w:r>
+      <w:r>
+        <w:t xml:space="preserve">- Provides real-time progress polling via</w:t>
+      </w:r>
+      <w:r>
+        <w:t xml:space="preserve"> </w:t>
+      </w:r>
+      <w:r>
+        <w:rPr>
+          <w:rStyle w:val="VerbatimChar"/>
+        </w:rPr>
+        <w:t xml:space="preserve">/api/status</w:t>
+      </w:r>
+      <w:r>
+        <w:t xml:space="preserve"> </w:t>
+      </w:r>
+      <w:r>
+        <w:t xml:space="preserve">endpoint</w:t>
+      </w:r>
+      <w:r>
+        <w:t xml:space="preserve"> </w:t>
+      </w:r>
+      <w:r>
+        <w:t xml:space="preserve">- Aggregates history by grouping images by run ID via</w:t>
+      </w:r>
+      <w:r>
+        <w:t xml:space="preserve"> </w:t>
+      </w:r>
+      <w:r>
+        <w:rPr>
+          <w:rStyle w:val="VerbatimChar"/>
+        </w:rPr>
+        <w:t xml:space="preserve">/api/gallery</w:t>
+      </w:r>
+      <w:r>
+        <w:t xml:space="preserve"> </w:t>
+      </w:r>
+      <w:r>
+        <w:t xml:space="preserve">endpoint</w:t>
       </w:r>
     </w:p>
     <w:p>
@@ -1011,25 +1265,25 @@
         <w:t xml:space="preserve"> </w:t>
       </w:r>
       <w:r>
-        <w:t xml:space="preserve">- Input form with dropdowns, checkboxes, slider controls, and optional custom requirements textarea</w:t>
-      </w:r>
-      <w:r>
-        <w:t xml:space="preserve"> </w:t>
-      </w:r>
-      <w:r>
-        <w:t xml:space="preserve">- Real-time progress bar during generation</w:t>
-      </w:r>
-      <w:r>
-        <w:t xml:space="preserve"> </w:t>
-      </w:r>
-      <w:r>
-        <w:t xml:space="preserve">- Result cards with image preview and download links</w:t>
-      </w:r>
-      <w:r>
-        <w:t xml:space="preserve"> </w:t>
-      </w:r>
-      <w:r>
-        <w:t xml:space="preserve">- History panel showing all previous runs grouped chronologically</w:t>
+        <w:t xml:space="preserve">- Input form with text fields, dropdowns, checkboxes, slider, and optional custom requirements textarea</w:t>
+      </w:r>
+      <w:r>
+        <w:t xml:space="preserve"> </w:t>
+      </w:r>
+      <w:r>
+        <w:t xml:space="preserve">- Real-time progress bar with shimmer animation during generation</w:t>
+      </w:r>
+      <w:r>
+        <w:t xml:space="preserve"> </w:t>
+      </w:r>
+      <w:r>
+        <w:t xml:space="preserve">- Result cards with image preview, metadata display, and download links (PNG/JPG/WebP)</w:t>
+      </w:r>
+      <w:r>
+        <w:t xml:space="preserve"> </w:t>
+      </w:r>
+      <w:r>
+        <w:t xml:space="preserve">- History panel shown by default, displaying all previous runs grouped chronologically with timestamps</w:t>
       </w:r>
     </w:p>
     <w:p>
@@ -1041,7 +1295,7 @@
     </w:p>
     <w:bookmarkEnd w:id="15"/>
     <w:bookmarkEnd w:id="16"/>
-    <w:bookmarkStart w:id="21" w:name="implementation-details"/>
+    <w:bookmarkStart w:id="23" w:name="implementation-details"/>
     <w:p>
       <w:pPr>
         <w:pStyle w:val="Heading2"/>
@@ -1057,6 +1311,139 @@
       </w:pPr>
       <w:r>
         <w:t xml:space="preserve">5.1 Model Configuration</w:t>
+      </w:r>
+    </w:p>
+    <w:p>
+      <w:pPr>
+        <w:pStyle w:val="FirstParagraph"/>
+      </w:pPr>
+      <w:r>
+        <w:t xml:space="preserve">The FLUX model is loaded using the Diffusers library’s</w:t>
+      </w:r>
+      <w:r>
+        <w:t xml:space="preserve"> </w:t>
+      </w:r>
+      <w:r>
+        <w:rPr>
+          <w:rStyle w:val="VerbatimChar"/>
+        </w:rPr>
+        <w:t xml:space="preserve">FluxPipeline</w:t>
+      </w:r>
+      <w:r>
+        <w:t xml:space="preserve">:</w:t>
+      </w:r>
+    </w:p>
+    <w:p>
+      <w:pPr>
+        <w:pStyle w:val="SourceCode"/>
+      </w:pPr>
+      <w:r>
+        <w:rPr>
+          <w:rStyle w:val="ImportTok"/>
+        </w:rPr>
+        <w:t xml:space="preserve">from</w:t>
+      </w:r>
+      <w:r>
+        <w:rPr>
+          <w:rStyle w:val="NormalTok"/>
+        </w:rPr>
+        <w:t xml:space="preserve"> diffusers </w:t>
+      </w:r>
+      <w:r>
+        <w:rPr>
+          <w:rStyle w:val="ImportTok"/>
+        </w:rPr>
+        <w:t xml:space="preserve">import</w:t>
+      </w:r>
+      <w:r>
+        <w:rPr>
+          <w:rStyle w:val="NormalTok"/>
+        </w:rPr>
+        <w:t xml:space="preserve"> FluxPipeline</w:t>
+      </w:r>
+      <w:r>
+        <w:br/>
+      </w:r>
+      <w:r>
+        <w:br/>
+      </w:r>
+      <w:r>
+        <w:rPr>
+          <w:rStyle w:val="NormalTok"/>
+        </w:rPr>
+        <w:t xml:space="preserve">pipeline </w:t>
+      </w:r>
+      <w:r>
+        <w:rPr>
+          <w:rStyle w:val="OperatorTok"/>
+        </w:rPr>
+        <w:t xml:space="preserve">=</w:t>
+      </w:r>
+      <w:r>
+        <w:rPr>
+          <w:rStyle w:val="NormalTok"/>
+        </w:rPr>
+        <w:t xml:space="preserve"> FluxPipeline.from_pretrained(</w:t>
+      </w:r>
+      <w:r>
+        <w:br/>
+      </w:r>
+      <w:r>
+        <w:rPr>
+          <w:rStyle w:val="NormalTok"/>
+        </w:rPr>
+        <w:t xml:space="preserve">    </w:t>
+      </w:r>
+      <w:r>
+        <w:rPr>
+          <w:rStyle w:val="StringTok"/>
+        </w:rPr>
+        <w:t xml:space="preserve">"black-forest-labs/FLUX.1-dev"</w:t>
+      </w:r>
+      <w:r>
+        <w:rPr>
+          <w:rStyle w:val="NormalTok"/>
+        </w:rPr>
+        <w:t xml:space="preserve">,</w:t>
+      </w:r>
+      <w:r>
+        <w:br/>
+      </w:r>
+      <w:r>
+        <w:rPr>
+          <w:rStyle w:val="NormalTok"/>
+        </w:rPr>
+        <w:t xml:space="preserve">    torch_dtype</w:t>
+      </w:r>
+      <w:r>
+        <w:rPr>
+          <w:rStyle w:val="OperatorTok"/>
+        </w:rPr>
+        <w:t xml:space="preserve">=</w:t>
+      </w:r>
+      <w:r>
+        <w:rPr>
+          <w:rStyle w:val="NormalTok"/>
+        </w:rPr>
+        <w:t xml:space="preserve">torch.bfloat16</w:t>
+      </w:r>
+      <w:r>
+        <w:br/>
+      </w:r>
+      <w:r>
+        <w:rPr>
+          <w:rStyle w:val="NormalTok"/>
+        </w:rPr>
+        <w:t xml:space="preserve">)</w:t>
+      </w:r>
+      <w:r>
+        <w:br/>
+      </w:r>
+      <w:r>
+        <w:rPr>
+          <w:rStyle w:val="NormalTok"/>
+        </w:rPr>
+        <w:t xml:space="preserve">pipeline.enable_model_cpu_offload()</w:t>
       </w:r>
     </w:p>
     <w:tbl>
@@ -1155,7 +1542,7 @@
               <w:pStyle w:val="Compact"/>
             </w:pPr>
             <w:r>
-              <w:t xml:space="preserve">Precision</w:t>
+              <w:t xml:space="preserve">Pipeline</w:t>
             </w:r>
           </w:p>
         </w:tc>
@@ -1169,18 +1556,24 @@
               <w:rPr>
                 <w:rStyle w:val="VerbatimChar"/>
               </w:rPr>
-              <w:t xml:space="preserve">bfloat16</w:t>
-            </w:r>
-          </w:p>
-        </w:tc>
-        <w:tc>
-          <w:tcPr/>
-          <w:p>
-            <w:pPr>
-              <w:pStyle w:val="Compact"/>
-            </w:pPr>
-            <w:r>
-              <w:t xml:space="preserve">Reduced precision for memory efficiency</w:t>
+              <w:t xml:space="preserve">FluxPipeline</w:t>
+            </w:r>
+            <w:r>
+              <w:t xml:space="preserve"> </w:t>
+            </w:r>
+            <w:r>
+              <w:t xml:space="preserve">(Diffusers)</w:t>
+            </w:r>
+          </w:p>
+        </w:tc>
+        <w:tc>
+          <w:tcPr/>
+          <w:p>
+            <w:pPr>
+              <w:pStyle w:val="Compact"/>
+            </w:pPr>
+            <w:r>
+              <w:t xml:space="preserve">Handles model loading, tokenization, and inference</w:t>
             </w:r>
           </w:p>
         </w:tc>
@@ -1193,29 +1586,32 @@
               <w:pStyle w:val="Compact"/>
             </w:pPr>
             <w:r>
-              <w:t xml:space="preserve">Guidance Scale</w:t>
-            </w:r>
-          </w:p>
-        </w:tc>
-        <w:tc>
-          <w:tcPr/>
-          <w:p>
-            <w:pPr>
-              <w:pStyle w:val="Compact"/>
-            </w:pPr>
-            <w:r>
-              <w:t xml:space="preserve">3.5</w:t>
-            </w:r>
-          </w:p>
-        </w:tc>
-        <w:tc>
-          <w:tcPr/>
-          <w:p>
-            <w:pPr>
-              <w:pStyle w:val="Compact"/>
-            </w:pPr>
-            <w:r>
-              <w:t xml:space="preserve">Controls prompt adherence (higher = more literal)</w:t>
+              <w:t xml:space="preserve">Precision</w:t>
+            </w:r>
+          </w:p>
+        </w:tc>
+        <w:tc>
+          <w:tcPr/>
+          <w:p>
+            <w:pPr>
+              <w:pStyle w:val="Compact"/>
+            </w:pPr>
+            <w:r>
+              <w:rPr>
+                <w:rStyle w:val="VerbatimChar"/>
+              </w:rPr>
+              <w:t xml:space="preserve">torch.bfloat16</w:t>
+            </w:r>
+          </w:p>
+        </w:tc>
+        <w:tc>
+          <w:tcPr/>
+          <w:p>
+            <w:pPr>
+              <w:pStyle w:val="Compact"/>
+            </w:pPr>
+            <w:r>
+              <w:t xml:space="preserve">Reduced precision for memory efficiency</w:t>
             </w:r>
           </w:p>
         </w:tc>
@@ -1228,29 +1624,29 @@
               <w:pStyle w:val="Compact"/>
             </w:pPr>
             <w:r>
-              <w:t xml:space="preserve">Inference Steps</w:t>
-            </w:r>
-          </w:p>
-        </w:tc>
-        <w:tc>
-          <w:tcPr/>
-          <w:p>
-            <w:pPr>
-              <w:pStyle w:val="Compact"/>
-            </w:pPr>
-            <w:r>
-              <w:t xml:space="preserve">50</w:t>
-            </w:r>
-          </w:p>
-        </w:tc>
-        <w:tc>
-          <w:tcPr/>
-          <w:p>
-            <w:pPr>
-              <w:pStyle w:val="Compact"/>
-            </w:pPr>
-            <w:r>
-              <w:t xml:space="preserve">Denoising iterations (quality vs. speed tradeoff)</w:t>
+              <w:t xml:space="preserve">Guidance Scale</w:t>
+            </w:r>
+          </w:p>
+        </w:tc>
+        <w:tc>
+          <w:tcPr/>
+          <w:p>
+            <w:pPr>
+              <w:pStyle w:val="Compact"/>
+            </w:pPr>
+            <w:r>
+              <w:t xml:space="preserve">3.5</w:t>
+            </w:r>
+          </w:p>
+        </w:tc>
+        <w:tc>
+          <w:tcPr/>
+          <w:p>
+            <w:pPr>
+              <w:pStyle w:val="Compact"/>
+            </w:pPr>
+            <w:r>
+              <w:t xml:space="preserve">Controls prompt adherence (higher = more literal)</w:t>
             </w:r>
           </w:p>
         </w:tc>
@@ -1263,29 +1659,29 @@
               <w:pStyle w:val="Compact"/>
             </w:pPr>
             <w:r>
-              <w:t xml:space="preserve">Max Sequence Length</w:t>
-            </w:r>
-          </w:p>
-        </w:tc>
-        <w:tc>
-          <w:tcPr/>
-          <w:p>
-            <w:pPr>
-              <w:pStyle w:val="Compact"/>
-            </w:pPr>
-            <w:r>
-              <w:t xml:space="preserve">512</w:t>
-            </w:r>
-          </w:p>
-        </w:tc>
-        <w:tc>
-          <w:tcPr/>
-          <w:p>
-            <w:pPr>
-              <w:pStyle w:val="Compact"/>
-            </w:pPr>
-            <w:r>
-              <w:t xml:space="preserve">Maximum prompt token length</w:t>
+              <w:t xml:space="preserve">Inference Steps</w:t>
+            </w:r>
+          </w:p>
+        </w:tc>
+        <w:tc>
+          <w:tcPr/>
+          <w:p>
+            <w:pPr>
+              <w:pStyle w:val="Compact"/>
+            </w:pPr>
+            <w:r>
+              <w:t xml:space="preserve">50</w:t>
+            </w:r>
+          </w:p>
+        </w:tc>
+        <w:tc>
+          <w:tcPr/>
+          <w:p>
+            <w:pPr>
+              <w:pStyle w:val="Compact"/>
+            </w:pPr>
+            <w:r>
+              <w:t xml:space="preserve">Denoising iterations (quality vs. speed tradeoff)</w:t>
             </w:r>
           </w:p>
         </w:tc>
@@ -1298,6 +1694,41 @@
               <w:pStyle w:val="Compact"/>
             </w:pPr>
             <w:r>
+              <w:t xml:space="preserve">Max Sequence Length</w:t>
+            </w:r>
+          </w:p>
+        </w:tc>
+        <w:tc>
+          <w:tcPr/>
+          <w:p>
+            <w:pPr>
+              <w:pStyle w:val="Compact"/>
+            </w:pPr>
+            <w:r>
+              <w:t xml:space="preserve">512</w:t>
+            </w:r>
+          </w:p>
+        </w:tc>
+        <w:tc>
+          <w:tcPr/>
+          <w:p>
+            <w:pPr>
+              <w:pStyle w:val="Compact"/>
+            </w:pPr>
+            <w:r>
+              <w:t xml:space="preserve">Maximum prompt token length</w:t>
+            </w:r>
+          </w:p>
+        </w:tc>
+      </w:tr>
+      <w:tr>
+        <w:tc>
+          <w:tcPr/>
+          <w:p>
+            <w:pPr>
+              <w:pStyle w:val="Compact"/>
+            </w:pPr>
+            <w:r>
               <w:t xml:space="preserve">Memory Management</w:t>
             </w:r>
           </w:p>
@@ -1309,7 +1740,10 @@
               <w:pStyle w:val="Compact"/>
             </w:pPr>
             <w:r>
-              <w:t xml:space="preserve">CPU Offloading</w:t>
+              <w:rPr>
+                <w:rStyle w:val="VerbatimChar"/>
+              </w:rPr>
+              <w:t xml:space="preserve">enable_model_cpu_offload()</w:t>
             </w:r>
           </w:p>
         </w:tc>
@@ -1537,6 +1971,14 @@
         </w:tc>
       </w:tr>
     </w:tbl>
+    <w:p>
+      <w:pPr>
+        <w:pStyle w:val="BodyText"/>
+      </w:pPr>
+      <w:r>
+        <w:t xml:space="preserve">Dimensions are chosen as multiples of 64, optimized for the FLUX model’s architecture (~1M total pixels).</w:t>
+      </w:r>
+    </w:p>
     <w:bookmarkEnd w:id="18"/>
     <w:bookmarkStart w:id="19" w:name="messaging-styles"/>
     <w:p>
@@ -1731,13 +2173,13 @@
       </w:tr>
     </w:tbl>
     <w:bookmarkEnd w:id="19"/>
-    <w:bookmarkStart w:id="20" w:name="output-file-structure"/>
+    <w:bookmarkStart w:id="20" w:name="project-structure"/>
     <w:p>
       <w:pPr>
         <w:pStyle w:val="Heading3"/>
       </w:pPr>
       <w:r>
-        <w:t xml:space="preserve">5.4 Output File Structure</w:t>
+        <w:t xml:space="preserve">5.4 Project Structure</w:t>
       </w:r>
     </w:p>
     <w:p>
@@ -1748,6 +2190,90 @@
         <w:rPr>
           <w:rStyle w:val="VerbatimChar"/>
         </w:rPr>
+        <w:t xml:space="preserve">flux_img_gen/</w:t>
+      </w:r>
+      <w:r>
+        <w:br/>
+      </w:r>
+      <w:r>
+        <w:rPr>
+          <w:rStyle w:val="VerbatimChar"/>
+        </w:rPr>
+        <w:t xml:space="preserve">├── main.py              # Flask web server, API endpoints, generation orchestration</w:t>
+      </w:r>
+      <w:r>
+        <w:br/>
+      </w:r>
+      <w:r>
+        <w:rPr>
+          <w:rStyle w:val="VerbatimChar"/>
+        </w:rPr>
+        <w:t xml:space="preserve">├── generator.py         # FluxPipeline loading, image generation, brand overlay, saving</w:t>
+      </w:r>
+      <w:r>
+        <w:br/>
+      </w:r>
+      <w:r>
+        <w:rPr>
+          <w:rStyle w:val="VerbatimChar"/>
+        </w:rPr>
+        <w:t xml:space="preserve">├── prompts.py           # Prompt templates, ad formats, messaging styles, visual styles</w:t>
+      </w:r>
+      <w:r>
+        <w:br/>
+      </w:r>
+      <w:r>
+        <w:rPr>
+          <w:rStyle w:val="VerbatimChar"/>
+        </w:rPr>
+        <w:t xml:space="preserve">├── index.html           # Web UI (Tailwind CSS, Jinja2 templates)</w:t>
+      </w:r>
+      <w:r>
+        <w:br/>
+      </w:r>
+      <w:r>
+        <w:rPr>
+          <w:rStyle w:val="VerbatimChar"/>
+        </w:rPr>
+        <w:t xml:space="preserve">├── requirements.txt     # Python dependencies</w:t>
+      </w:r>
+      <w:r>
+        <w:br/>
+      </w:r>
+      <w:r>
+        <w:rPr>
+          <w:rStyle w:val="VerbatimChar"/>
+        </w:rPr>
+        <w:t xml:space="preserve">├── outputs/             # Generated images and metadata (auto-created)</w:t>
+      </w:r>
+      <w:r>
+        <w:br/>
+      </w:r>
+      <w:r>
+        <w:rPr>
+          <w:rStyle w:val="VerbatimChar"/>
+        </w:rPr>
+        <w:t xml:space="preserve">└── README.md</w:t>
+      </w:r>
+    </w:p>
+    <w:bookmarkEnd w:id="20"/>
+    <w:bookmarkStart w:id="21" w:name="output-file-structure"/>
+    <w:p>
+      <w:pPr>
+        <w:pStyle w:val="Heading3"/>
+      </w:pPr>
+      <w:r>
+        <w:t xml:space="preserve">5.5 Output File Structure</w:t>
+      </w:r>
+    </w:p>
+    <w:p>
+      <w:pPr>
+        <w:pStyle w:val="SourceCode"/>
+      </w:pPr>
+      <w:r>
+        <w:rPr>
+          <w:rStyle w:val="VerbatimChar"/>
+        </w:rPr>
         <w:t xml:space="preserve">outputs/</w:t>
       </w:r>
       <w:r>
@@ -1757,7 +2283,7 @@
         <w:rPr>
           <w:rStyle w:val="VerbatimChar"/>
         </w:rPr>
-        <w:t xml:space="preserve">├── nike_20260321_143022_v1.png</w:t>
+        <w:t xml:space="preserve">├── nike_20260322_143022_v1.png</w:t>
       </w:r>
       <w:r>
         <w:br/>
@@ -1766,7 +2292,7 @@
         <w:rPr>
           <w:rStyle w:val="VerbatimChar"/>
         </w:rPr>
-        <w:t xml:space="preserve">├── nike_20260321_143022_v1.jpg</w:t>
+        <w:t xml:space="preserve">├── nike_20260322_143022_v1.jpg</w:t>
       </w:r>
       <w:r>
         <w:br/>
@@ -1775,7 +2301,7 @@
         <w:rPr>
           <w:rStyle w:val="VerbatimChar"/>
         </w:rPr>
-        <w:t xml:space="preserve">├── nike_20260321_143022_v1.webp</w:t>
+        <w:t xml:space="preserve">├── nike_20260322_143022_v1.webp</w:t>
       </w:r>
       <w:r>
         <w:br/>
@@ -1784,7 +2310,7 @@
         <w:rPr>
           <w:rStyle w:val="VerbatimChar"/>
         </w:rPr>
-        <w:t xml:space="preserve">├── nike_20260321_143022_v1_meta.json</w:t>
+        <w:t xml:space="preserve">├── nike_20260322_143022_v1_meta.json</w:t>
       </w:r>
       <w:r>
         <w:br/>
@@ -1793,7 +2319,7 @@
         <w:rPr>
           <w:rStyle w:val="VerbatimChar"/>
         </w:rPr>
-        <w:t xml:space="preserve">├── nike_20260321_143022_v2.png</w:t>
+        <w:t xml:space="preserve">├── nike_20260322_143022_v2.png</w:t>
       </w:r>
       <w:r>
         <w:br/>
@@ -1802,7 +2328,7 @@
         <w:rPr>
           <w:rStyle w:val="VerbatimChar"/>
         </w:rPr>
-        <w:t xml:space="preserve">├── nike_20260321_143022_v2.jpg</w:t>
+        <w:t xml:space="preserve">├── nike_20260322_143022_v2.jpg</w:t>
       </w:r>
       <w:r>
         <w:br/>
@@ -1811,7 +2337,7 @@
         <w:rPr>
           <w:rStyle w:val="VerbatimChar"/>
         </w:rPr>
-        <w:t xml:space="preserve">├── nike_20260321_143022_v2.webp</w:t>
+        <w:t xml:space="preserve">├── nike_20260322_143022_v2.webp</w:t>
       </w:r>
       <w:r>
         <w:br/>
@@ -1820,7 +2346,7 @@
         <w:rPr>
           <w:rStyle w:val="VerbatimChar"/>
         </w:rPr>
-        <w:t xml:space="preserve">└── nike_20260321_143022_v2_meta.json</w:t>
+        <w:t xml:space="preserve">└── nike_20260322_143022_v2_meta.json</w:t>
       </w:r>
     </w:p>
     <w:p>
@@ -1887,7 +2413,7 @@
         <w:rPr>
           <w:rStyle w:val="StringTok"/>
         </w:rPr>
-        <w:t xml:space="preserve">"20260321_143022"</w:t>
+        <w:t xml:space="preserve">"20260322_143022"</w:t>
       </w:r>
       <w:r>
         <w:rPr>
@@ -2121,7 +2647,7 @@
         <w:rPr>
           <w:rStyle w:val="StringTok"/>
         </w:rPr>
-        <w:t xml:space="preserve">"luxury"</w:t>
+        <w:t xml:space="preserve">"professional"</w:t>
       </w:r>
       <w:r>
         <w:rPr>
@@ -2316,7 +2842,7 @@
         <w:rPr>
           <w:rStyle w:val="StringTok"/>
         </w:rPr>
-        <w:t xml:space="preserve">"2026-03-21T14:30:25.123456"</w:t>
+        <w:t xml:space="preserve">"2026-03-22T14:30:25.123456"</w:t>
       </w:r>
       <w:r>
         <w:br/>
@@ -2326,6 +2852,90 @@
           <w:rStyle w:val="FunctionTok"/>
         </w:rPr>
         <w:t xml:space="preserve">}</w:t>
+      </w:r>
+    </w:p>
+    <w:bookmarkEnd w:id="21"/>
+    <w:bookmarkStart w:id="22" w:name="dependencies"/>
+    <w:p>
+      <w:pPr>
+        <w:pStyle w:val="Heading3"/>
+      </w:pPr>
+      <w:r>
+        <w:t xml:space="preserve">5.6 Dependencies</w:t>
+      </w:r>
+    </w:p>
+    <w:p>
+      <w:pPr>
+        <w:pStyle w:val="SourceCode"/>
+      </w:pPr>
+      <w:r>
+        <w:rPr>
+          <w:rStyle w:val="VerbatimChar"/>
+        </w:rPr>
+        <w:t xml:space="preserve">torch&gt;=2.0.0</w:t>
+      </w:r>
+      <w:r>
+        <w:br/>
+      </w:r>
+      <w:r>
+        <w:rPr>
+          <w:rStyle w:val="VerbatimChar"/>
+        </w:rPr>
+        <w:t xml:space="preserve">diffusers&gt;=0.25.0</w:t>
+      </w:r>
+      <w:r>
+        <w:br/>
+      </w:r>
+      <w:r>
+        <w:rPr>
+          <w:rStyle w:val="VerbatimChar"/>
+        </w:rPr>
+        <w:t xml:space="preserve">transformers&gt;=4.36.0</w:t>
+      </w:r>
+      <w:r>
+        <w:br/>
+      </w:r>
+      <w:r>
+        <w:rPr>
+          <w:rStyle w:val="VerbatimChar"/>
+        </w:rPr>
+        <w:t xml:space="preserve">accelerate&gt;=0.25.0</w:t>
+      </w:r>
+      <w:r>
+        <w:br/>
+      </w:r>
+      <w:r>
+        <w:rPr>
+          <w:rStyle w:val="VerbatimChar"/>
+        </w:rPr>
+        <w:t xml:space="preserve">sentencepiece&gt;=0.1.99</w:t>
+      </w:r>
+      <w:r>
+        <w:br/>
+      </w:r>
+      <w:r>
+        <w:rPr>
+          <w:rStyle w:val="VerbatimChar"/>
+        </w:rPr>
+        <w:t xml:space="preserve">protobuf&gt;=3.20.0</w:t>
+      </w:r>
+      <w:r>
+        <w:br/>
+      </w:r>
+      <w:r>
+        <w:rPr>
+          <w:rStyle w:val="VerbatimChar"/>
+        </w:rPr>
+        <w:t xml:space="preserve">Pillow&gt;=10.0.0</w:t>
+      </w:r>
+      <w:r>
+        <w:br/>
+      </w:r>
+      <w:r>
+        <w:rPr>
+          <w:rStyle w:val="VerbatimChar"/>
+        </w:rPr>
+        <w:t xml:space="preserve">flask&gt;=3.0.0</w:t>
       </w:r>
     </w:p>
     <w:p>
@@ -2335,9 +2945,9 @@
         </w:pict>
       </w:r>
     </w:p>
-    <w:bookmarkEnd w:id="20"/>
-    <w:bookmarkEnd w:id="21"/>
-    <w:bookmarkStart w:id="25" w:name="results-and-analysis"/>
+    <w:bookmarkEnd w:id="22"/>
+    <w:bookmarkEnd w:id="23"/>
+    <w:bookmarkStart w:id="27" w:name="results-and-analysis"/>
     <w:p>
       <w:pPr>
         <w:pStyle w:val="Heading2"/>
@@ -2346,7 +2956,7 @@
         <w:t xml:space="preserve">6. Results and Analysis</w:t>
       </w:r>
     </w:p>
-    <w:bookmarkStart w:id="22" w:name="key-findings"/>
+    <w:bookmarkStart w:id="24" w:name="key-findings"/>
     <w:p>
       <w:pPr>
         <w:pStyle w:val="Heading3"/>
@@ -2364,7 +2974,19 @@
         </w:numPr>
       </w:pPr>
       <w:r>
-        <w:t xml:space="preserve">The FLUX.1-dev model produces high-quality, photorealistic advertisement images that closely follow the constructed prompts across all three variant types.</w:t>
+        <w:t xml:space="preserve">The FLUX.1-dev model, loaded via</w:t>
+      </w:r>
+      <w:r>
+        <w:t xml:space="preserve"> </w:t>
+      </w:r>
+      <w:r>
+        <w:rPr>
+          <w:rStyle w:val="VerbatimChar"/>
+        </w:rPr>
+        <w:t xml:space="preserve">FluxPipeline</w:t>
+      </w:r>
+      <w:r>
+        <w:t xml:space="preserve">, produces high-quality, photorealistic advertisement images that closely follow the constructed prompts across all three variant types.</w:t>
       </w:r>
     </w:p>
     <w:p>
@@ -2400,7 +3022,7 @@
         </w:numPr>
       </w:pPr>
       <w:r>
-        <w:t xml:space="preserve">The 1:1 format (Social Media Post) produces the most consistent results, as the model is primarily trained on square aspect ratios.</w:t>
+        <w:t xml:space="preserve">The optional custom requirements field provides effective fine-grained control, allowing users to specify colors, moods, and settings that meaningfully influence the generated output.</w:t>
       </w:r>
     </w:p>
     <w:p>
@@ -2412,11 +3034,23 @@
         </w:numPr>
       </w:pPr>
       <w:r>
+        <w:t xml:space="preserve">The 1:1 format (Social Media Post) produces the most consistent results, as the model is primarily trained on square aspect ratios.</w:t>
+      </w:r>
+    </w:p>
+    <w:p>
+      <w:pPr>
+        <w:pStyle w:val="Compact"/>
+        <w:numPr>
+          <w:ilvl w:val="0"/>
+          <w:numId w:val="1004"/>
+        </w:numPr>
+      </w:pPr>
+      <w:r>
         <w:t xml:space="preserve">Portrait (9:16) and landscape (16:9) formats occasionally require higher inference steps for comparable quality.</w:t>
       </w:r>
     </w:p>
-    <w:bookmarkEnd w:id="22"/>
-    <w:bookmarkStart w:id="23" w:name="performance"/>
+    <w:bookmarkEnd w:id="24"/>
+    <w:bookmarkStart w:id="25" w:name="performance"/>
     <w:p>
       <w:pPr>
         <w:pStyle w:val="Heading3"/>
@@ -2529,7 +3163,7 @@
               <w:pStyle w:val="Compact"/>
             </w:pPr>
             <w:r>
-              <w:t xml:space="preserve">3-8 minutes (varies by dimensions)</w:t>
+              <w:t xml:space="preserve">3–8 minutes (varies by dimensions)</w:t>
             </w:r>
           </w:p>
         </w:tc>
@@ -2553,7 +3187,7 @@
               <w:pStyle w:val="Compact"/>
             </w:pPr>
             <w:r>
-              <w:t xml:space="preserve">15-45 seconds (varies by GPU)</w:t>
+              <w:t xml:space="preserve">15–45 seconds (varies by GPU)</w:t>
             </w:r>
           </w:p>
         </w:tc>
@@ -2583,8 +3217,8 @@
         </w:tc>
       </w:tr>
     </w:tbl>
-    <w:bookmarkEnd w:id="23"/>
-    <w:bookmarkStart w:id="24" w:name="variant-comparison"/>
+    <w:bookmarkEnd w:id="25"/>
+    <w:bookmarkStart w:id="26" w:name="variant-comparison"/>
     <w:p>
       <w:pPr>
         <w:pStyle w:val="Heading3"/>
@@ -2651,29 +3285,29 @@
               <w:pStyle w:val="Compact"/>
             </w:pPr>
             <w:r>
-              <w:t xml:space="preserve">Studio Luxury</w:t>
-            </w:r>
-          </w:p>
-        </w:tc>
-        <w:tc>
-          <w:tcPr/>
-          <w:p>
-            <w:pPr>
-              <w:pStyle w:val="Compact"/>
-            </w:pPr>
-            <w:r>
-              <w:t xml:space="preserve">Clean, professional, product-focused</w:t>
-            </w:r>
-          </w:p>
-        </w:tc>
-        <w:tc>
-          <w:tcPr/>
-          <w:p>
-            <w:pPr>
-              <w:pStyle w:val="Compact"/>
-            </w:pPr>
-            <w:r>
-              <w:t xml:space="preserve">E-commerce, product catalogs</w:t>
+              <w:t xml:space="preserve">Creative Concept</w:t>
+            </w:r>
+          </w:p>
+        </w:tc>
+        <w:tc>
+          <w:tcPr/>
+          <w:p>
+            <w:pPr>
+              <w:pStyle w:val="Compact"/>
+            </w:pPr>
+            <w:r>
+              <w:t xml:space="preserve">Eye-catching, unique, memorable, artistic</w:t>
+            </w:r>
+          </w:p>
+        </w:tc>
+        <w:tc>
+          <w:tcPr/>
+          <w:p>
+            <w:pPr>
+              <w:pStyle w:val="Compact"/>
+            </w:pPr>
+            <w:r>
+              <w:t xml:space="preserve">Brand campaigns, print ads</w:t>
             </w:r>
           </w:p>
         </w:tc>
@@ -2686,29 +3320,29 @@
               <w:pStyle w:val="Compact"/>
             </w:pPr>
             <w:r>
-              <w:t xml:space="preserve">Lifestyle</w:t>
-            </w:r>
-          </w:p>
-        </w:tc>
-        <w:tc>
-          <w:tcPr/>
-          <w:p>
-            <w:pPr>
-              <w:pStyle w:val="Compact"/>
-            </w:pPr>
-            <w:r>
-              <w:t xml:space="preserve">Relatable, context-rich, human element</w:t>
-            </w:r>
-          </w:p>
-        </w:tc>
-        <w:tc>
-          <w:tcPr/>
-          <w:p>
-            <w:pPr>
-              <w:pStyle w:val="Compact"/>
-            </w:pPr>
-            <w:r>
-              <w:t xml:space="preserve">Social media, brand storytelling</w:t>
+              <w:t xml:space="preserve">Studio Luxury</w:t>
+            </w:r>
+          </w:p>
+        </w:tc>
+        <w:tc>
+          <w:tcPr/>
+          <w:p>
+            <w:pPr>
+              <w:pStyle w:val="Compact"/>
+            </w:pPr>
+            <w:r>
+              <w:t xml:space="preserve">Clean, professional, product-focused</w:t>
+            </w:r>
+          </w:p>
+        </w:tc>
+        <w:tc>
+          <w:tcPr/>
+          <w:p>
+            <w:pPr>
+              <w:pStyle w:val="Compact"/>
+            </w:pPr>
+            <w:r>
+              <w:t xml:space="preserve">E-commerce, product catalogs</w:t>
             </w:r>
           </w:p>
         </w:tc>
@@ -2721,29 +3355,29 @@
               <w:pStyle w:val="Compact"/>
             </w:pPr>
             <w:r>
-              <w:t xml:space="preserve">Creative Concept</w:t>
-            </w:r>
-          </w:p>
-        </w:tc>
-        <w:tc>
-          <w:tcPr/>
-          <w:p>
-            <w:pPr>
-              <w:pStyle w:val="Compact"/>
-            </w:pPr>
-            <w:r>
-              <w:t xml:space="preserve">Eye-catching, unique, memorable</w:t>
-            </w:r>
-          </w:p>
-        </w:tc>
-        <w:tc>
-          <w:tcPr/>
-          <w:p>
-            <w:pPr>
-              <w:pStyle w:val="Compact"/>
-            </w:pPr>
-            <w:r>
-              <w:t xml:space="preserve">Brand campaigns, print ads</w:t>
+              <w:t xml:space="preserve">Lifestyle</w:t>
+            </w:r>
+          </w:p>
+        </w:tc>
+        <w:tc>
+          <w:tcPr/>
+          <w:p>
+            <w:pPr>
+              <w:pStyle w:val="Compact"/>
+            </w:pPr>
+            <w:r>
+              <w:t xml:space="preserve">Relatable, context-rich, human element</w:t>
+            </w:r>
+          </w:p>
+        </w:tc>
+        <w:tc>
+          <w:tcPr/>
+          <w:p>
+            <w:pPr>
+              <w:pStyle w:val="Compact"/>
+            </w:pPr>
+            <w:r>
+              <w:t xml:space="preserve">Social media, brand storytelling</w:t>
             </w:r>
           </w:p>
         </w:tc>
@@ -2756,9 +3390,9 @@
         </w:pict>
       </w:r>
     </w:p>
-    <w:bookmarkEnd w:id="24"/>
-    <w:bookmarkEnd w:id="25"/>
-    <w:bookmarkStart w:id="28" w:name="conclusion"/>
+    <w:bookmarkEnd w:id="26"/>
+    <w:bookmarkEnd w:id="27"/>
+    <w:bookmarkStart w:id="30" w:name="conclusion"/>
     <w:p>
       <w:pPr>
         <w:pStyle w:val="Heading2"/>
@@ -2767,7 +3401,7 @@
         <w:t xml:space="preserve">7. Conclusion</w:t>
       </w:r>
     </w:p>
-    <w:bookmarkStart w:id="26" w:name="summary-of-contributions"/>
+    <w:bookmarkStart w:id="28" w:name="summary-of-contributions"/>
     <w:p>
       <w:pPr>
         <w:pStyle w:val="Heading3"/>
@@ -2785,7 +3419,22 @@
         </w:numPr>
       </w:pPr>
       <w:r>
-        <w:t xml:space="preserve">Built a complete, end-to-end web application for AI-powered advertisement generation using the FLUX.1-dev open-source diffusion model.</w:t>
+        <w:t xml:space="preserve">Built a complete, end-to-end web application for AI-powered advertisement generation using the FLUX.1-dev model loaded via</w:t>
+      </w:r>
+      <w:r>
+        <w:t xml:space="preserve"> </w:t>
+      </w:r>
+      <w:r>
+        <w:rPr>
+          <w:rStyle w:val="VerbatimChar"/>
+        </w:rPr>
+        <w:t xml:space="preserve">FluxPipeline</w:t>
+      </w:r>
+      <w:r>
+        <w:t xml:space="preserve"> </w:t>
+      </w:r>
+      <w:r>
+        <w:t xml:space="preserve">from the Diffusers library.</w:t>
       </w:r>
     </w:p>
     <w:p>
@@ -2797,7 +3446,7 @@
         </w:numPr>
       </w:pPr>
       <w:r>
-        <w:t xml:space="preserve">Designed a prompt engineering system with three distinct ad variant templates and six messaging styles that produce diverse, high-quality advertisement visuals from minimal user input.</w:t>
+        <w:t xml:space="preserve">Designed a prompt engineering system with three distinct ad variant templates (Creative Concept, Studio Luxury, Lifestyle) and six messaging styles that produce diverse, high-quality advertisement visuals from minimal user input.</w:t>
       </w:r>
     </w:p>
     <w:p>
@@ -2809,7 +3458,7 @@
         </w:numPr>
       </w:pPr>
       <w:r>
-        <w:t xml:space="preserve">Implemented platform-aware ad formats (1:1, 9:16, 16:9) that generate images at optimal dimensions for social media deployment.</w:t>
+        <w:t xml:space="preserve">Implemented platform-aware ad formats (1:1, 9:16, 16:9) that generate images at FLUX-optimized dimensions for social media deployment.</w:t>
       </w:r>
     </w:p>
     <w:p>
@@ -2821,7 +3470,7 @@
         </w:numPr>
       </w:pPr>
       <w:r>
-        <w:t xml:space="preserve">Created a user-friendly web interface with real-time generation progress, multi-format downloads, and a searchable history of all previous runs.</w:t>
+        <w:t xml:space="preserve">Added optional custom requirements input for fine-grained user control over generated imagery.</w:t>
       </w:r>
     </w:p>
     <w:p>
@@ -2833,11 +3482,23 @@
         </w:numPr>
       </w:pPr>
       <w:r>
+        <w:t xml:space="preserve">Created a user-friendly web interface with real-time generation progress, multi-format downloads (PNG, JPG, WebP), and a history view of all previous runs grouped by session.</w:t>
+      </w:r>
+    </w:p>
+    <w:p>
+      <w:pPr>
+        <w:pStyle w:val="Compact"/>
+        <w:numPr>
+          <w:ilvl w:val="0"/>
+          <w:numId w:val="1005"/>
+        </w:numPr>
+      </w:pPr>
+      <w:r>
         <w:t xml:space="preserve">Demonstrated that modern open-source text-to-image models can be practically applied to commercial creative workflows, significantly reducing the time and cost of advertisement production.</w:t>
       </w:r>
     </w:p>
-    <w:bookmarkEnd w:id="26"/>
-    <w:bookmarkStart w:id="27" w:name="possible-extensions-and-improvements"/>
+    <w:bookmarkEnd w:id="28"/>
+    <w:bookmarkStart w:id="29" w:name="possible-extensions-and-improvements"/>
     <w:p>
       <w:pPr>
         <w:pStyle w:val="Heading3"/>
@@ -3005,9 +3666,9 @@
         </w:pict>
       </w:r>
     </w:p>
-    <w:bookmarkEnd w:id="27"/>
-    <w:bookmarkEnd w:id="28"/>
-    <w:bookmarkStart w:id="29" w:name="references"/>
+    <w:bookmarkEnd w:id="29"/>
+    <w:bookmarkEnd w:id="30"/>
+    <w:bookmarkStart w:id="31" w:name="references"/>
     <w:p>
       <w:pPr>
         <w:pStyle w:val="Heading2"/>
@@ -3037,7 +3698,7 @@
         <w:t xml:space="preserve"> </w:t>
       </w:r>
       <w:r>
-        <w:t xml:space="preserve">Hugging Face Model Hub. https://huggingface.co/black-forest-labs/FLUX.1-dev</w:t>
+        <w:t xml:space="preserve">https://blackforestlabs.ai</w:t>
       </w:r>
     </w:p>
     <w:p>
@@ -3049,13 +3710,13 @@
         </w:numPr>
       </w:pPr>
       <w:r>
-        <w:t xml:space="preserve">Hugging Face.</w:t>
-      </w:r>
-      <w:r>
-        <w:t xml:space="preserve"> </w:t>
-      </w:r>
-      <w:r>
-        <w:t xml:space="preserve">“Diffusers: State-of-the-art diffusion models.”</w:t>
+        <w:t xml:space="preserve">Diffusers Library.</w:t>
+      </w:r>
+      <w:r>
+        <w:t xml:space="preserve"> </w:t>
+      </w:r>
+      <w:r>
+        <w:t xml:space="preserve">“FluxPipeline — State-of-the-art diffusion models.”</w:t>
       </w:r>
       <w:r>
         <w:t xml:space="preserve"> </w:t>
@@ -3160,8 +3821,32 @@
         <w:t xml:space="preserve">https://pillow.readthedocs.io</w:t>
       </w:r>
     </w:p>
-    <w:bookmarkEnd w:id="29"/>
-    <w:bookmarkEnd w:id="30"/>
+    <w:p>
+      <w:pPr>
+        <w:pStyle w:val="Compact"/>
+        <w:numPr>
+          <w:ilvl w:val="0"/>
+          <w:numId w:val="1007"/>
+        </w:numPr>
+      </w:pPr>
+      <w:r>
+        <w:t xml:space="preserve">Transformers Library.</w:t>
+      </w:r>
+      <w:r>
+        <w:t xml:space="preserve"> </w:t>
+      </w:r>
+      <w:r>
+        <w:t xml:space="preserve">“State-of-the-art Natural Language Processing.”</w:t>
+      </w:r>
+      <w:r>
+        <w:t xml:space="preserve"> </w:t>
+      </w:r>
+      <w:r>
+        <w:t xml:space="preserve">https://github.com/huggingface/transformers</w:t>
+      </w:r>
+    </w:p>
+    <w:bookmarkEnd w:id="31"/>
+    <w:bookmarkEnd w:id="32"/>
     <w:sectPr>
       <w:footnotePr>
         <w:numRestart w:val="eachSect"/>

--- a/report.docx
+++ b/report.docx
@@ -2,7 +2,7 @@
 <file path=word/document.xml><?xml version="1.0" encoding="utf-8"?>
 <w:document xmlns:w="http://schemas.openxmlformats.org/wordprocessingml/2006/main" xmlns:m="http://schemas.openxmlformats.org/officeDocument/2006/math" xmlns:r="http://schemas.openxmlformats.org/officeDocument/2006/relationships" xmlns:o="urn:schemas-microsoft-com:office:office" xmlns:v="urn:schemas-microsoft-com:vml" xmlns:w10="urn:schemas-microsoft-com:office:word" xmlns:a="http://schemas.openxmlformats.org/drawingml/2006/main" xmlns:pic="http://schemas.openxmlformats.org/drawingml/2006/picture" xmlns:wp="http://schemas.openxmlformats.org/drawingml/2006/wordprocessingDrawing">
   <w:body>
-    <w:bookmarkStart w:id="32" w:name="Xd70767b5e9738bc231e504510486f353bd910f8"/>
+    <w:bookmarkStart w:id="33" w:name="Xd70767b5e9738bc231e504510486f353bd910f8"/>
     <w:p>
       <w:pPr>
         <w:pStyle w:val="Heading1"/>
@@ -1295,7 +1295,7 @@
     </w:p>
     <w:bookmarkEnd w:id="15"/>
     <w:bookmarkEnd w:id="16"/>
-    <w:bookmarkStart w:id="23" w:name="implementation-details"/>
+    <w:bookmarkStart w:id="24" w:name="implementation-details"/>
     <w:p>
       <w:pPr>
         <w:pStyle w:val="Heading2"/>
@@ -1304,13 +1304,301 @@
         <w:t xml:space="preserve">5. Implementation Details</w:t>
       </w:r>
     </w:p>
-    <w:bookmarkStart w:id="17" w:name="model-configuration"/>
+    <w:bookmarkStart w:id="17" w:name="user-input-fields"/>
     <w:p>
       <w:pPr>
         <w:pStyle w:val="Heading3"/>
       </w:pPr>
       <w:r>
-        <w:t xml:space="preserve">5.1 Model Configuration</w:t>
+        <w:t xml:space="preserve">5.1 User Input Fields</w:t>
+      </w:r>
+    </w:p>
+    <w:p>
+      <w:pPr>
+        <w:pStyle w:val="FirstParagraph"/>
+      </w:pPr>
+      <w:r>
+        <w:t xml:space="preserve">The web interface provides the following input fields for advertisement generation:</w:t>
+      </w:r>
+    </w:p>
+    <w:p>
+      <w:pPr>
+        <w:numPr>
+          <w:ilvl w:val="0"/>
+          <w:numId w:val="1004"/>
+        </w:numPr>
+      </w:pPr>
+      <w:r>
+        <w:rPr>
+          <w:b/>
+          <w:bCs/>
+        </w:rPr>
+        <w:t xml:space="preserve">Brand Name</w:t>
+      </w:r>
+      <w:r>
+        <w:t xml:space="preserve"> </w:t>
+      </w:r>
+      <w:r>
+        <w:t xml:space="preserve">(required) — The brand name to be displayed on the generated image (e.g., Sony, Nike, Apple). This is overlaid as uppercase text on the final image with a shadow effect for readability.</w:t>
+      </w:r>
+    </w:p>
+    <w:p>
+      <w:pPr>
+        <w:numPr>
+          <w:ilvl w:val="0"/>
+          <w:numId w:val="1004"/>
+        </w:numPr>
+      </w:pPr>
+      <w:r>
+        <w:rPr>
+          <w:b/>
+          <w:bCs/>
+        </w:rPr>
+        <w:t xml:space="preserve">Product Name</w:t>
+      </w:r>
+      <w:r>
+        <w:t xml:space="preserve"> </w:t>
+      </w:r>
+      <w:r>
+        <w:t xml:space="preserve">(required) — The product being advertised (e.g., Headphone, Water Bottle, Running Shoes, iPhone 16). Used directly in the prompt to describe what the ad is for.</w:t>
+      </w:r>
+    </w:p>
+    <w:p>
+      <w:pPr>
+        <w:numPr>
+          <w:ilvl w:val="0"/>
+          <w:numId w:val="1004"/>
+        </w:numPr>
+      </w:pPr>
+      <w:r>
+        <w:rPr>
+          <w:b/>
+          <w:bCs/>
+        </w:rPr>
+        <w:t xml:space="preserve">Ad Format</w:t>
+      </w:r>
+      <w:r>
+        <w:t xml:space="preserve"> </w:t>
+      </w:r>
+      <w:r>
+        <w:t xml:space="preserve">(required, default: Social Media Post) — Determines the image dimensions and aspect ratio. Three options are available:</w:t>
+      </w:r>
+    </w:p>
+    <w:p>
+      <w:pPr>
+        <w:pStyle w:val="Compact"/>
+        <w:numPr>
+          <w:ilvl w:val="1"/>
+          <w:numId w:val="1005"/>
+        </w:numPr>
+      </w:pPr>
+      <w:r>
+        <w:t xml:space="preserve">Social Media Post (1:1) — 1024 x 1024 px, for Instagram/Facebook/Twitter posts</w:t>
+      </w:r>
+    </w:p>
+    <w:p>
+      <w:pPr>
+        <w:pStyle w:val="Compact"/>
+        <w:numPr>
+          <w:ilvl w:val="1"/>
+          <w:numId w:val="1005"/>
+        </w:numPr>
+      </w:pPr>
+      <w:r>
+        <w:t xml:space="preserve">Story / Reels / Portrait (9:16) — 768 x 1344 px, for Instagram Stories, Reels, TikTok</w:t>
+      </w:r>
+    </w:p>
+    <w:p>
+      <w:pPr>
+        <w:pStyle w:val="Compact"/>
+        <w:numPr>
+          <w:ilvl w:val="1"/>
+          <w:numId w:val="1005"/>
+        </w:numPr>
+      </w:pPr>
+      <w:r>
+        <w:t xml:space="preserve">Banner / Landscape (16:9) — 1024 x 576 px, for YouTube thumbnails, website banners</w:t>
+      </w:r>
+    </w:p>
+    <w:p>
+      <w:pPr>
+        <w:numPr>
+          <w:ilvl w:val="0"/>
+          <w:numId w:val="1004"/>
+        </w:numPr>
+      </w:pPr>
+      <w:r>
+        <w:rPr>
+          <w:b/>
+          <w:bCs/>
+        </w:rPr>
+        <w:t xml:space="preserve">Messaging Style</w:t>
+      </w:r>
+      <w:r>
+        <w:t xml:space="preserve"> </w:t>
+      </w:r>
+      <w:r>
+        <w:t xml:space="preserve">(required, default: Informative) — Controls the tone and mood of the generated image. Each style appends a specific prompt suffix that influences the composition, color palette, and overall feel. Options: Emotional, Informative, Call-to-Action, Inspirational, Humorous, Professional.</w:t>
+      </w:r>
+    </w:p>
+    <w:p>
+      <w:pPr>
+        <w:numPr>
+          <w:ilvl w:val="0"/>
+          <w:numId w:val="1004"/>
+        </w:numPr>
+      </w:pPr>
+      <w:r>
+        <w:rPr>
+          <w:b/>
+          <w:bCs/>
+        </w:rPr>
+        <w:t xml:space="preserve">Visual Style</w:t>
+      </w:r>
+      <w:r>
+        <w:t xml:space="preserve"> </w:t>
+      </w:r>
+      <w:r>
+        <w:t xml:space="preserve">(required, default: Professional) — Sets the overall aesthetic direction for the ad. Options: Luxury, Minimal, Energetic, Bold, Elegant, Playful, Professional, Vintage, Futuristic, Natural.</w:t>
+      </w:r>
+    </w:p>
+    <w:p>
+      <w:pPr>
+        <w:numPr>
+          <w:ilvl w:val="0"/>
+          <w:numId w:val="1004"/>
+        </w:numPr>
+      </w:pPr>
+      <w:r>
+        <w:rPr>
+          <w:b/>
+          <w:bCs/>
+        </w:rPr>
+        <w:t xml:space="preserve">Key Feature</w:t>
+      </w:r>
+      <w:r>
+        <w:t xml:space="preserve"> </w:t>
+      </w:r>
+      <w:r>
+        <w:t xml:space="preserve">(required) — The main selling point or feature to highlight in the advertisement (e.g., Good Looking, Ultra lightweight, 48MP camera). This is embedded directly into the prompt to ensure the generated image emphasizes the feature.</w:t>
+      </w:r>
+    </w:p>
+    <w:p>
+      <w:pPr>
+        <w:numPr>
+          <w:ilvl w:val="0"/>
+          <w:numId w:val="1004"/>
+        </w:numPr>
+      </w:pPr>
+      <w:r>
+        <w:rPr>
+          <w:b/>
+          <w:bCs/>
+        </w:rPr>
+        <w:t xml:space="preserve">Custom Requirements</w:t>
+      </w:r>
+      <w:r>
+        <w:t xml:space="preserve"> </w:t>
+      </w:r>
+      <w:r>
+        <w:t xml:space="preserve">(optional) — A free-text field where users can provide additional instructions such as color preferences, mood, background setting, or target audience (e.g.,</w:t>
+      </w:r>
+      <w:r>
+        <w:t xml:space="preserve"> </w:t>
+      </w:r>
+      <w:r>
+        <w:t xml:space="preserve">“blue background, tropical setting, winter theme, target audience: young adults”</w:t>
+      </w:r>
+      <w:r>
+        <w:t xml:space="preserve">). When provided, this text is appended to the end of the generated prompt for fine-grained control.</w:t>
+      </w:r>
+    </w:p>
+    <w:p>
+      <w:pPr>
+        <w:numPr>
+          <w:ilvl w:val="0"/>
+          <w:numId w:val="1004"/>
+        </w:numPr>
+      </w:pPr>
+      <w:r>
+        <w:rPr>
+          <w:b/>
+          <w:bCs/>
+        </w:rPr>
+        <w:t xml:space="preserve">Variant</w:t>
+      </w:r>
+      <w:r>
+        <w:t xml:space="preserve"> </w:t>
+      </w:r>
+      <w:r>
+        <w:t xml:space="preserve">(required, at least one must be selected, default: Creative Concept) — Checkboxes to select which ad variant templates to use. Users can select one or more:</w:t>
+      </w:r>
+    </w:p>
+    <w:p>
+      <w:pPr>
+        <w:pStyle w:val="Compact"/>
+        <w:numPr>
+          <w:ilvl w:val="1"/>
+          <w:numId w:val="1006"/>
+        </w:numPr>
+      </w:pPr>
+      <w:r>
+        <w:t xml:space="preserve">Creative Concept — Surreal, artistic, eye-catching ad composition with floating elements and dramatic lighting</w:t>
+      </w:r>
+    </w:p>
+    <w:p>
+      <w:pPr>
+        <w:pStyle w:val="Compact"/>
+        <w:numPr>
+          <w:ilvl w:val="1"/>
+          <w:numId w:val="1006"/>
+        </w:numPr>
+      </w:pPr>
+      <w:r>
+        <w:t xml:space="preserve">Studio Luxury — Clean studio product shot with professional softbox lighting, gradient background, and shallow depth of field</w:t>
+      </w:r>
+    </w:p>
+    <w:p>
+      <w:pPr>
+        <w:pStyle w:val="Compact"/>
+        <w:numPr>
+          <w:ilvl w:val="1"/>
+          <w:numId w:val="1006"/>
+        </w:numPr>
+      </w:pPr>
+      <w:r>
+        <w:t xml:space="preserve">Lifestyle — Product shown in a real-life usage scenario with natural lighting and candid photography</w:t>
+      </w:r>
+    </w:p>
+    <w:p>
+      <w:pPr>
+        <w:numPr>
+          <w:ilvl w:val="0"/>
+          <w:numId w:val="1004"/>
+        </w:numPr>
+      </w:pPr>
+      <w:r>
+        <w:rPr>
+          <w:b/>
+          <w:bCs/>
+        </w:rPr>
+        <w:t xml:space="preserve">Images per Variant</w:t>
+      </w:r>
+      <w:r>
+        <w:t xml:space="preserve"> </w:t>
+      </w:r>
+      <w:r>
+        <w:t xml:space="preserve">(required, default: 1) — A slider (range 1–5) controlling how many images to generate per selected variant. Each image uses a different random seed for variation. Total images generated = number of selected variants × images per variant.</w:t>
+      </w:r>
+    </w:p>
+    <w:bookmarkEnd w:id="17"/>
+    <w:bookmarkStart w:id="18" w:name="model-configuration"/>
+    <w:p>
+      <w:pPr>
+        <w:pStyle w:val="Heading3"/>
+      </w:pPr>
+      <w:r>
+        <w:t xml:space="preserve">5.2 Model Configuration</w:t>
       </w:r>
     </w:p>
     <w:p>
@@ -1760,14 +2048,14 @@
         </w:tc>
       </w:tr>
     </w:tbl>
-    <w:bookmarkEnd w:id="17"/>
-    <w:bookmarkStart w:id="18" w:name="supported-ad-formats"/>
+    <w:bookmarkEnd w:id="18"/>
+    <w:bookmarkStart w:id="19" w:name="supported-ad-formats"/>
     <w:p>
       <w:pPr>
         <w:pStyle w:val="Heading3"/>
       </w:pPr>
       <w:r>
-        <w:t xml:space="preserve">5.2 Supported Ad Formats</w:t>
+        <w:t xml:space="preserve">5.3 Supported Ad Formats</w:t>
       </w:r>
     </w:p>
     <w:tbl>
@@ -1979,14 +2267,14 @@
         <w:t xml:space="preserve">Dimensions are chosen as multiples of 64, optimized for the FLUX model’s architecture (~1M total pixels).</w:t>
       </w:r>
     </w:p>
-    <w:bookmarkEnd w:id="18"/>
-    <w:bookmarkStart w:id="19" w:name="messaging-styles"/>
+    <w:bookmarkEnd w:id="19"/>
+    <w:bookmarkStart w:id="20" w:name="messaging-styles"/>
     <w:p>
       <w:pPr>
         <w:pStyle w:val="Heading3"/>
       </w:pPr>
       <w:r>
-        <w:t xml:space="preserve">5.3 Messaging Styles</w:t>
+        <w:t xml:space="preserve">5.4 Messaging Styles</w:t>
       </w:r>
     </w:p>
     <w:tbl>
@@ -2172,14 +2460,14 @@
         </w:tc>
       </w:tr>
     </w:tbl>
-    <w:bookmarkEnd w:id="19"/>
-    <w:bookmarkStart w:id="20" w:name="project-structure"/>
+    <w:bookmarkEnd w:id="20"/>
+    <w:bookmarkStart w:id="21" w:name="project-structure"/>
     <w:p>
       <w:pPr>
         <w:pStyle w:val="Heading3"/>
       </w:pPr>
       <w:r>
-        <w:t xml:space="preserve">5.4 Project Structure</w:t>
+        <w:t xml:space="preserve">5.5 Project Structure</w:t>
       </w:r>
     </w:p>
     <w:p>
@@ -2256,14 +2544,14 @@
         <w:t xml:space="preserve">└── README.md</w:t>
       </w:r>
     </w:p>
-    <w:bookmarkEnd w:id="20"/>
-    <w:bookmarkStart w:id="21" w:name="output-file-structure"/>
+    <w:bookmarkEnd w:id="21"/>
+    <w:bookmarkStart w:id="22" w:name="output-file-structure"/>
     <w:p>
       <w:pPr>
         <w:pStyle w:val="Heading3"/>
       </w:pPr>
       <w:r>
-        <w:t xml:space="preserve">5.5 Output File Structure</w:t>
+        <w:t xml:space="preserve">5.6 Output File Structure</w:t>
       </w:r>
     </w:p>
     <w:p>
@@ -2854,14 +3142,14 @@
         <w:t xml:space="preserve">}</w:t>
       </w:r>
     </w:p>
-    <w:bookmarkEnd w:id="21"/>
-    <w:bookmarkStart w:id="22" w:name="dependencies"/>
+    <w:bookmarkEnd w:id="22"/>
+    <w:bookmarkStart w:id="23" w:name="dependencies"/>
     <w:p>
       <w:pPr>
         <w:pStyle w:val="Heading3"/>
       </w:pPr>
       <w:r>
-        <w:t xml:space="preserve">5.6 Dependencies</w:t>
+        <w:t xml:space="preserve">5.7 Dependencies</w:t>
       </w:r>
     </w:p>
     <w:p>
@@ -2945,9 +3233,9 @@
         </w:pict>
       </w:r>
     </w:p>
-    <w:bookmarkEnd w:id="22"/>
     <w:bookmarkEnd w:id="23"/>
-    <w:bookmarkStart w:id="27" w:name="results-and-analysis"/>
+    <w:bookmarkEnd w:id="24"/>
+    <w:bookmarkStart w:id="28" w:name="results-and-analysis"/>
     <w:p>
       <w:pPr>
         <w:pStyle w:val="Heading2"/>
@@ -2956,7 +3244,7 @@
         <w:t xml:space="preserve">6. Results and Analysis</w:t>
       </w:r>
     </w:p>
-    <w:bookmarkStart w:id="24" w:name="key-findings"/>
+    <w:bookmarkStart w:id="25" w:name="key-findings"/>
     <w:p>
       <w:pPr>
         <w:pStyle w:val="Heading3"/>
@@ -2970,7 +3258,7 @@
         <w:pStyle w:val="Compact"/>
         <w:numPr>
           <w:ilvl w:val="0"/>
-          <w:numId w:val="1004"/>
+          <w:numId w:val="1007"/>
         </w:numPr>
       </w:pPr>
       <w:r>
@@ -2994,7 +3282,7 @@
         <w:pStyle w:val="Compact"/>
         <w:numPr>
           <w:ilvl w:val="0"/>
-          <w:numId w:val="1004"/>
+          <w:numId w:val="1007"/>
         </w:numPr>
       </w:pPr>
       <w:r>
@@ -3006,7 +3294,7 @@
         <w:pStyle w:val="Compact"/>
         <w:numPr>
           <w:ilvl w:val="0"/>
-          <w:numId w:val="1004"/>
+          <w:numId w:val="1007"/>
         </w:numPr>
       </w:pPr>
       <w:r>
@@ -3018,7 +3306,7 @@
         <w:pStyle w:val="Compact"/>
         <w:numPr>
           <w:ilvl w:val="0"/>
-          <w:numId w:val="1004"/>
+          <w:numId w:val="1007"/>
         </w:numPr>
       </w:pPr>
       <w:r>
@@ -3030,7 +3318,7 @@
         <w:pStyle w:val="Compact"/>
         <w:numPr>
           <w:ilvl w:val="0"/>
-          <w:numId w:val="1004"/>
+          <w:numId w:val="1007"/>
         </w:numPr>
       </w:pPr>
       <w:r>
@@ -3042,15 +3330,15 @@
         <w:pStyle w:val="Compact"/>
         <w:numPr>
           <w:ilvl w:val="0"/>
-          <w:numId w:val="1004"/>
+          <w:numId w:val="1007"/>
         </w:numPr>
       </w:pPr>
       <w:r>
         <w:t xml:space="preserve">Portrait (9:16) and landscape (16:9) formats occasionally require higher inference steps for comparable quality.</w:t>
       </w:r>
     </w:p>
-    <w:bookmarkEnd w:id="24"/>
-    <w:bookmarkStart w:id="25" w:name="performance"/>
+    <w:bookmarkEnd w:id="25"/>
+    <w:bookmarkStart w:id="26" w:name="performance"/>
     <w:p>
       <w:pPr>
         <w:pStyle w:val="Heading3"/>
@@ -3217,8 +3505,8 @@
         </w:tc>
       </w:tr>
     </w:tbl>
-    <w:bookmarkEnd w:id="25"/>
-    <w:bookmarkStart w:id="26" w:name="variant-comparison"/>
+    <w:bookmarkEnd w:id="26"/>
+    <w:bookmarkStart w:id="27" w:name="variant-comparison"/>
     <w:p>
       <w:pPr>
         <w:pStyle w:val="Heading3"/>
@@ -3390,9 +3678,9 @@
         </w:pict>
       </w:r>
     </w:p>
-    <w:bookmarkEnd w:id="26"/>
     <w:bookmarkEnd w:id="27"/>
-    <w:bookmarkStart w:id="30" w:name="conclusion"/>
+    <w:bookmarkEnd w:id="28"/>
+    <w:bookmarkStart w:id="31" w:name="conclusion"/>
     <w:p>
       <w:pPr>
         <w:pStyle w:val="Heading2"/>
@@ -3401,7 +3689,7 @@
         <w:t xml:space="preserve">7. Conclusion</w:t>
       </w:r>
     </w:p>
-    <w:bookmarkStart w:id="28" w:name="summary-of-contributions"/>
+    <w:bookmarkStart w:id="29" w:name="summary-of-contributions"/>
     <w:p>
       <w:pPr>
         <w:pStyle w:val="Heading3"/>
@@ -3415,7 +3703,7 @@
         <w:pStyle w:val="Compact"/>
         <w:numPr>
           <w:ilvl w:val="0"/>
-          <w:numId w:val="1005"/>
+          <w:numId w:val="1008"/>
         </w:numPr>
       </w:pPr>
       <w:r>
@@ -3442,7 +3730,7 @@
         <w:pStyle w:val="Compact"/>
         <w:numPr>
           <w:ilvl w:val="0"/>
-          <w:numId w:val="1005"/>
+          <w:numId w:val="1008"/>
         </w:numPr>
       </w:pPr>
       <w:r>
@@ -3454,7 +3742,7 @@
         <w:pStyle w:val="Compact"/>
         <w:numPr>
           <w:ilvl w:val="0"/>
-          <w:numId w:val="1005"/>
+          <w:numId w:val="1008"/>
         </w:numPr>
       </w:pPr>
       <w:r>
@@ -3466,7 +3754,7 @@
         <w:pStyle w:val="Compact"/>
         <w:numPr>
           <w:ilvl w:val="0"/>
-          <w:numId w:val="1005"/>
+          <w:numId w:val="1008"/>
         </w:numPr>
       </w:pPr>
       <w:r>
@@ -3478,7 +3766,7 @@
         <w:pStyle w:val="Compact"/>
         <w:numPr>
           <w:ilvl w:val="0"/>
-          <w:numId w:val="1005"/>
+          <w:numId w:val="1008"/>
         </w:numPr>
       </w:pPr>
       <w:r>
@@ -3490,15 +3778,15 @@
         <w:pStyle w:val="Compact"/>
         <w:numPr>
           <w:ilvl w:val="0"/>
-          <w:numId w:val="1005"/>
+          <w:numId w:val="1008"/>
         </w:numPr>
       </w:pPr>
       <w:r>
         <w:t xml:space="preserve">Demonstrated that modern open-source text-to-image models can be practically applied to commercial creative workflows, significantly reducing the time and cost of advertisement production.</w:t>
       </w:r>
     </w:p>
-    <w:bookmarkEnd w:id="28"/>
-    <w:bookmarkStart w:id="29" w:name="possible-extensions-and-improvements"/>
+    <w:bookmarkEnd w:id="29"/>
+    <w:bookmarkStart w:id="30" w:name="possible-extensions-and-improvements"/>
     <w:p>
       <w:pPr>
         <w:pStyle w:val="Heading3"/>
@@ -3512,7 +3800,7 @@
         <w:pStyle w:val="Compact"/>
         <w:numPr>
           <w:ilvl w:val="0"/>
-          <w:numId w:val="1006"/>
+          <w:numId w:val="1009"/>
         </w:numPr>
       </w:pPr>
       <w:r>
@@ -3531,7 +3819,7 @@
         <w:pStyle w:val="Compact"/>
         <w:numPr>
           <w:ilvl w:val="0"/>
-          <w:numId w:val="1006"/>
+          <w:numId w:val="1009"/>
         </w:numPr>
       </w:pPr>
       <w:r>
@@ -3550,7 +3838,7 @@
         <w:pStyle w:val="Compact"/>
         <w:numPr>
           <w:ilvl w:val="0"/>
-          <w:numId w:val="1006"/>
+          <w:numId w:val="1009"/>
         </w:numPr>
       </w:pPr>
       <w:r>
@@ -3569,7 +3857,7 @@
         <w:pStyle w:val="Compact"/>
         <w:numPr>
           <w:ilvl w:val="0"/>
-          <w:numId w:val="1006"/>
+          <w:numId w:val="1009"/>
         </w:numPr>
       </w:pPr>
       <w:r>
@@ -3588,7 +3876,7 @@
         <w:pStyle w:val="Compact"/>
         <w:numPr>
           <w:ilvl w:val="0"/>
-          <w:numId w:val="1006"/>
+          <w:numId w:val="1009"/>
         </w:numPr>
       </w:pPr>
       <w:r>
@@ -3607,7 +3895,7 @@
         <w:pStyle w:val="Compact"/>
         <w:numPr>
           <w:ilvl w:val="0"/>
-          <w:numId w:val="1006"/>
+          <w:numId w:val="1009"/>
         </w:numPr>
       </w:pPr>
       <w:r>
@@ -3626,7 +3914,7 @@
         <w:pStyle w:val="Compact"/>
         <w:numPr>
           <w:ilvl w:val="0"/>
-          <w:numId w:val="1006"/>
+          <w:numId w:val="1009"/>
         </w:numPr>
       </w:pPr>
       <w:r>
@@ -3645,7 +3933,7 @@
         <w:pStyle w:val="Compact"/>
         <w:numPr>
           <w:ilvl w:val="0"/>
-          <w:numId w:val="1006"/>
+          <w:numId w:val="1009"/>
         </w:numPr>
       </w:pPr>
       <w:r>
@@ -3666,9 +3954,9 @@
         </w:pict>
       </w:r>
     </w:p>
-    <w:bookmarkEnd w:id="29"/>
     <w:bookmarkEnd w:id="30"/>
-    <w:bookmarkStart w:id="31" w:name="references"/>
+    <w:bookmarkEnd w:id="31"/>
+    <w:bookmarkStart w:id="32" w:name="references"/>
     <w:p>
       <w:pPr>
         <w:pStyle w:val="Heading2"/>
@@ -3682,7 +3970,7 @@
         <w:pStyle w:val="Compact"/>
         <w:numPr>
           <w:ilvl w:val="0"/>
-          <w:numId w:val="1007"/>
+          <w:numId w:val="1010"/>
         </w:numPr>
       </w:pPr>
       <w:r>
@@ -3706,7 +3994,7 @@
         <w:pStyle w:val="Compact"/>
         <w:numPr>
           <w:ilvl w:val="0"/>
-          <w:numId w:val="1007"/>
+          <w:numId w:val="1010"/>
         </w:numPr>
       </w:pPr>
       <w:r>
@@ -3730,7 +4018,7 @@
         <w:pStyle w:val="Compact"/>
         <w:numPr>
           <w:ilvl w:val="0"/>
-          <w:numId w:val="1007"/>
+          <w:numId w:val="1010"/>
         </w:numPr>
       </w:pPr>
       <w:r>
@@ -3754,7 +4042,7 @@
         <w:pStyle w:val="Compact"/>
         <w:numPr>
           <w:ilvl w:val="0"/>
-          <w:numId w:val="1007"/>
+          <w:numId w:val="1010"/>
         </w:numPr>
       </w:pPr>
       <w:r>
@@ -3778,7 +4066,7 @@
         <w:pStyle w:val="Compact"/>
         <w:numPr>
           <w:ilvl w:val="0"/>
-          <w:numId w:val="1007"/>
+          <w:numId w:val="1010"/>
         </w:numPr>
       </w:pPr>
       <w:r>
@@ -3802,7 +4090,7 @@
         <w:pStyle w:val="Compact"/>
         <w:numPr>
           <w:ilvl w:val="0"/>
-          <w:numId w:val="1007"/>
+          <w:numId w:val="1010"/>
         </w:numPr>
       </w:pPr>
       <w:r>
@@ -3826,7 +4114,7 @@
         <w:pStyle w:val="Compact"/>
         <w:numPr>
           <w:ilvl w:val="0"/>
-          <w:numId w:val="1007"/>
+          <w:numId w:val="1010"/>
         </w:numPr>
       </w:pPr>
       <w:r>
@@ -3845,8 +4133,8 @@
         <w:t xml:space="preserve">https://github.com/huggingface/transformers</w:t>
       </w:r>
     </w:p>
-    <w:bookmarkEnd w:id="31"/>
     <w:bookmarkEnd w:id="32"/>
+    <w:bookmarkEnd w:id="33"/>
     <w:sectPr>
       <w:footnotePr>
         <w:numRestart w:val="eachSect"/>
@@ -4167,6 +4455,15 @@
     <w:abstractNumId w:val="991"/>
   </w:num>
   <w:num w:numId="1007">
+    <w:abstractNumId w:val="991"/>
+  </w:num>
+  <w:num w:numId="1008">
+    <w:abstractNumId w:val="991"/>
+  </w:num>
+  <w:num w:numId="1009">
+    <w:abstractNumId w:val="991"/>
+  </w:num>
+  <w:num w:numId="1010">
     <w:abstractNumId w:val="99411"/>
     <w:lvlOverride w:ilvl="0">
       <w:startOverride w:val="1"/>

--- a/report.docx
+++ b/report.docx
@@ -44,7 +44,7 @@
         <w:pStyle w:val="FirstParagraph"/>
       </w:pPr>
       <w:r>
-        <w:t xml:space="preserve">This project presents an AI-powered advertisement image generator built as a web application. The system uses the FLUX.1-dev text-to-image diffusion model, loaded via the</w:t>
+        <w:t xml:space="preserve">This project presents an AI-powered advertisement image generator that uses the FLUX.1-dev text-to-image diffusion model, loaded locally via the</w:t>
       </w:r>
       <w:r>
         <w:t xml:space="preserve"> </w:t>
@@ -59,7 +59,7 @@
         <w:t xml:space="preserve"> </w:t>
       </w:r>
       <w:r>
-        <w:t xml:space="preserve">from the Diffusers library, to automatically create professional advertisement visuals from user-provided product details. Users interact through a web interface where they specify brand name, product, visual style, messaging tone, ad format, and optional custom requirements. The system generates multiple ad variants — Creative Concept, Studio Luxury, and Lifestyle — each producing distinct visual compositions from the same input. Images are exported in PNG, JPG, and WebP formats suitable for social media platforms. The project demonstrates the practical application of open-source generative AI models in commercial creative workflows, reducing the time and cost of producing advertisement visuals while maintaining high visual quality. A Flask-based backend handles model inference and image processing, while the frontend provides real-time generation progress and a history of all previous runs.</w:t>
+        <w:t xml:space="preserve">from the Diffusers library, to automatically create professional advertisement visuals from user-provided product details. Users specify brand name, product, visual style, messaging tone, ad format, and optional custom requirements. The system generates multiple ad variants — Creative Concept, Studio Luxury, and Lifestyle — each producing distinct visual compositions from the same input. Images are exported in PNG, JPG, and WebP formats suitable for social media platforms. The application supports both a web-based UI and a terminal interface for flexibility. The project demonstrates the practical application of open-source, locally-run generative AI models in commercial creative workflows, reducing the time and cost of producing advertisement visuals while maintaining high visual quality.</w:t>
       </w:r>
     </w:p>
     <w:p>
@@ -139,7 +139,7 @@
         </w:numPr>
       </w:pPr>
       <w:r>
-        <w:t xml:space="preserve">The system is designed as a complete end-to-end pipeline: from user input collection through a web interface, to prompt engineering, AI image generation, brand text overlay, and multi-format export. A history feature allows users to review and compare all previous generations.</w:t>
+        <w:t xml:space="preserve">The system is designed as a complete end-to-end pipeline: from user input collection, to prompt engineering, AI image generation, brand text overlay, and multi-format export. The application provides both a web UI and a terminal interface for accessibility.</w:t>
       </w:r>
     </w:p>
     <w:p>
@@ -180,7 +180,7 @@
         </w:numPr>
       </w:pPr>
       <w:r>
-        <w:t xml:space="preserve">Existing AI image generation tools are often command-line based, require technical expertise to operate, and do not provide purpose-built workflows for advertisement creation. There is a gap between raw AI image generation capabilities and a user-friendly tool tailored specifically for ad creation.</w:t>
+        <w:t xml:space="preserve">Existing AI image generation tools often require technical expertise to operate and do not provide purpose-built workflows for advertisement creation. There is a gap between raw AI image generation capabilities and a user-friendly tool tailored specifically for ad creation.</w:t>
       </w:r>
     </w:p>
     <w:p>
@@ -221,7 +221,7 @@
         </w:numPr>
       </w:pPr>
       <w:r>
-        <w:t xml:space="preserve">Develop a web-based application that generates professional advertisement images using the FLUX.1-dev text-to-image model loaded via</w:t>
+        <w:t xml:space="preserve">Develop an application that generates professional advertisement images using the FLUX.1-dev open-source text-to-image model, running locally via</w:t>
       </w:r>
       <w:r>
         <w:t xml:space="preserve"> </w:t>
@@ -731,7 +731,7 @@
         <w:t xml:space="preserve"> </w:t>
       </w:r>
       <w:r>
-        <w:t xml:space="preserve">The web interface collects the following parameters: brand name, product name, ad format, visual style, messaging style, key product feature, and an optional custom requirements field where users can provide additional context such as color preferences, mood, background setting, or target audience. Users also select which ad variants to generate (Creative Concept, Studio Luxury, Lifestyle) and the number of images per variant (1–5).</w:t>
+        <w:t xml:space="preserve">The application collects the following parameters from the user: brand name, product name, ad format, visual style, messaging style, key product feature, and an optional custom requirements field where users can provide additional context such as color preferences, mood, background setting, or target audience. Users also select which ad variants to generate (Creative Concept, Studio Luxury, Lifestyle) and the number of images per variant (1–5). Input can be provided via the web UI or the interactive terminal interface.</w:t>
       </w:r>
     </w:p>
     <w:p>
@@ -1163,76 +1163,31 @@
           <w:b/>
           <w:bCs/>
         </w:rPr>
-        <w:t xml:space="preserve">— Web Server and API</w:t>
-      </w:r>
-      <w:r>
-        <w:t xml:space="preserve"> </w:t>
-      </w:r>
-      <w:r>
-        <w:t xml:space="preserve">- Serves the web UI via Flask with</w:t>
-      </w:r>
-      <w:r>
-        <w:t xml:space="preserve"> </w:t>
-      </w:r>
-      <w:r>
-        <w:rPr>
-          <w:rStyle w:val="VerbatimChar"/>
-        </w:rPr>
-        <w:t xml:space="preserve">template_folder="."</w:t>
-      </w:r>
-      <w:r>
-        <w:t xml:space="preserve"> </w:t>
-      </w:r>
-      <w:r>
-        <w:t xml:space="preserve">(index.html in project root)</w:t>
-      </w:r>
-      <w:r>
-        <w:t xml:space="preserve"> </w:t>
-      </w:r>
-      <w:r>
-        <w:t xml:space="preserve">- Handles generation requests in background threads for non-blocking operation</w:t>
-      </w:r>
-      <w:r>
-        <w:t xml:space="preserve"> </w:t>
-      </w:r>
-      <w:r>
-        <w:t xml:space="preserve">- Provides real-time progress polling via</w:t>
-      </w:r>
-      <w:r>
-        <w:t xml:space="preserve"> </w:t>
-      </w:r>
-      <w:r>
-        <w:rPr>
-          <w:rStyle w:val="VerbatimChar"/>
-        </w:rPr>
-        <w:t xml:space="preserve">/api/status</w:t>
-      </w:r>
-      <w:r>
-        <w:t xml:space="preserve"> </w:t>
-      </w:r>
-      <w:r>
-        <w:t xml:space="preserve">endpoint</w:t>
-      </w:r>
-      <w:r>
-        <w:t xml:space="preserve"> </w:t>
-      </w:r>
-      <w:r>
-        <w:t xml:space="preserve">- Aggregates history by grouping images by run ID via</w:t>
-      </w:r>
-      <w:r>
-        <w:t xml:space="preserve"> </w:t>
-      </w:r>
-      <w:r>
-        <w:rPr>
-          <w:rStyle w:val="VerbatimChar"/>
-        </w:rPr>
-        <w:t xml:space="preserve">/api/gallery</w:t>
-      </w:r>
-      <w:r>
-        <w:t xml:space="preserve"> </w:t>
-      </w:r>
-      <w:r>
-        <w:t xml:space="preserve">endpoint</w:t>
+        <w:t xml:space="preserve">— Application Entry Point</w:t>
+      </w:r>
+      <w:r>
+        <w:t xml:space="preserve"> </w:t>
+      </w:r>
+      <w:r>
+        <w:t xml:space="preserve">- Provides mode selection on startup (Web UI or Terminal)</w:t>
+      </w:r>
+      <w:r>
+        <w:t xml:space="preserve"> </w:t>
+      </w:r>
+      <w:r>
+        <w:t xml:space="preserve">- Web UI mode: starts Flask server with REST API endpoints for generation, progress polling, and history</w:t>
+      </w:r>
+      <w:r>
+        <w:t xml:space="preserve"> </w:t>
+      </w:r>
+      <w:r>
+        <w:t xml:space="preserve">- Terminal mode: interactive command-line flow with numbered menus and text prompts</w:t>
+      </w:r>
+      <w:r>
+        <w:t xml:space="preserve"> </w:t>
+      </w:r>
+      <w:r>
+        <w:t xml:space="preserve">- Handles generation orchestration in both modes</w:t>
       </w:r>
     </w:p>
     <w:p>
@@ -1318,7 +1273,7 @@
         <w:pStyle w:val="FirstParagraph"/>
       </w:pPr>
       <w:r>
-        <w:t xml:space="preserve">The web interface provides the following input fields for advertisement generation:</w:t>
+        <w:t xml:space="preserve">Both the Web UI and Terminal mode collect the same input fields for advertisement generation:</w:t>
       </w:r>
     </w:p>
     <w:p>
@@ -3707,7 +3662,7 @@
         </w:numPr>
       </w:pPr>
       <w:r>
-        <w:t xml:space="preserve">Built a complete, end-to-end web application for AI-powered advertisement generation using the FLUX.1-dev model loaded via</w:t>
+        <w:t xml:space="preserve">Built a complete, end-to-end application for AI-powered advertisement generation using the FLUX.1-dev model running locally via</w:t>
       </w:r>
       <w:r>
         <w:t xml:space="preserve"> </w:t>
@@ -3770,7 +3725,7 @@
         </w:numPr>
       </w:pPr>
       <w:r>
-        <w:t xml:space="preserve">Created a user-friendly web interface with real-time generation progress, multi-format downloads (PNG, JPG, WebP), and a history view of all previous runs grouped by session.</w:t>
+        <w:t xml:space="preserve">Created a user-friendly interface (web UI and terminal) with real-time generation progress, multi-format downloads (PNG, JPG, WebP), and a history view of all previous runs grouped by session.</w:t>
       </w:r>
     </w:p>
     <w:p>
